--- a/Memoire_AFI-DOCS_FINAL_GAMMA.docx
+++ b/Memoire_AFI-DOCS_FINAL_GAMMA.docx
@@ -516,10 +516,23 @@
       </w:pPr>
       <w:r>
         <w:rPr>
+          <w:b/>
+          <w:sz w:val="28"/>
+          <w:szCs w:val="28"/>
+        </w:rPr>
+        <w:t>SUJET:</w:t>
+      </w:r>
+    </w:p>
+    <w:p>
+      <w:pPr>
+        <w:jc w:val="center"/>
+      </w:pPr>
+      <w:r>
+        <w:rPr>
           <w:noProof/>
         </w:rPr>
         <w:pict w14:anchorId="2DF30754">
-          <v:roundrect id="Rectangle à coins arrondis 16" o:spid="_x0000_s1027" style="position:absolute;left:0;text-align:left;margin-left:.85pt;margin-top:25.65pt;width:471pt;height:94.5pt;z-index:251661312;visibility:visible;mso-wrap-style:square;mso-width-percent:0;mso-height-percent:0;mso-wrap-distance-left:9pt;mso-wrap-distance-top:0;mso-wrap-distance-right:9pt;mso-wrap-distance-bottom:0;mso-position-horizontal-relative:text;mso-position-vertical-relative:text;mso-width-percent:0;mso-height-percent:0;mso-width-relative:margin;mso-height-relative:page;v-text-anchor:middle" arcsize="10923f" o:gfxdata="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" fillcolor="white [3212]" strokecolor="black [3213]" strokeweight="1pt">
+          <v:roundrect id="Rectangle à coins arrondis 16" o:spid="_x0000_s1027" style="position:absolute;left:0;text-align:left;margin-left:-9.15pt;margin-top:7.7pt;width:471pt;height:80.1pt;z-index:251661312;visibility:visible;mso-wrap-style:square;mso-width-percent:0;mso-wrap-distance-left:9pt;mso-wrap-distance-top:0;mso-wrap-distance-right:9pt;mso-wrap-distance-bottom:0;mso-position-horizontal-relative:text;mso-position-vertical-relative:text;mso-width-percent:0;mso-width-relative:margin;mso-height-relative:page;v-text-anchor:middle" arcsize="10923f" o:gfxdata="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" fillcolor="white [3212]" strokecolor="black [3213]" strokeweight="1pt">
             <v:stroke joinstyle="miter"/>
             <v:path arrowok="t"/>
             <v:textbox>
@@ -533,7 +546,6 @@
                       <w:szCs w:val="36"/>
                     </w:rPr>
                   </w:pPr>
-                  <w:proofErr w:type="spellStart"/>
                   <w:r>
                     <w:rPr>
                       <w:b/>
@@ -541,35 +553,7 @@
                       <w:sz w:val="36"/>
                       <w:szCs w:val="36"/>
                     </w:rPr>
-                    <w:t>Plateforme</w:t>
-                  </w:r>
-                  <w:proofErr w:type="spellEnd"/>
-                  <w:r>
-                    <w:rPr>
-                      <w:b/>
-                      <w:bCs/>
-                      <w:sz w:val="36"/>
-                      <w:szCs w:val="36"/>
-                    </w:rPr>
-                    <w:t xml:space="preserve"> </w:t>
-                  </w:r>
-                  <w:r>
-                    <w:rPr>
-                      <w:b/>
-                      <w:bCs/>
-                      <w:sz w:val="36"/>
-                      <w:szCs w:val="36"/>
-                    </w:rPr>
-                    <w:t>de diffusion</w:t>
-                  </w:r>
-                  <w:r>
-                    <w:rPr>
-                      <w:b/>
-                      <w:bCs/>
-                      <w:sz w:val="36"/>
-                      <w:szCs w:val="36"/>
-                    </w:rPr>
-                    <w:t xml:space="preserve"> de </w:t>
+                    <w:t xml:space="preserve">Conception et </w:t>
                   </w:r>
                   <w:proofErr w:type="spellStart"/>
                   <w:r>
@@ -579,7 +563,7 @@
                       <w:sz w:val="36"/>
                       <w:szCs w:val="36"/>
                     </w:rPr>
-                    <w:t>Ressources</w:t>
+                    <w:t>réalisation</w:t>
                   </w:r>
                   <w:proofErr w:type="spellEnd"/>
                   <w:r>
@@ -599,7 +583,7 @@
                       <w:sz w:val="36"/>
                       <w:szCs w:val="36"/>
                     </w:rPr>
-                    <w:t>Pédagogiques</w:t>
+                    <w:t>d'une</w:t>
                   </w:r>
                   <w:proofErr w:type="spellEnd"/>
                   <w:r>
@@ -609,45 +593,43 @@
                       <w:sz w:val="36"/>
                       <w:szCs w:val="36"/>
                     </w:rPr>
-                    <w:t> :</w:t>
-                  </w:r>
-                </w:p>
-                <w:p>
-                  <w:pPr>
-                    <w:jc w:val="center"/>
-                    <w:rPr>
-                      <w:b/>
-                      <w:sz w:val="36"/>
-                      <w:szCs w:val="36"/>
-                    </w:rPr>
-                  </w:pPr>
-                  <w:r>
-                    <w:rPr>
-                      <w:b/>
-                      <w:i/>
-                      <w:iCs/>
-                      <w:sz w:val="36"/>
-                      <w:szCs w:val="36"/>
-                    </w:rPr>
-                    <w:t xml:space="preserve">Conception et </w:t>
+                    <w:t xml:space="preserve"> </w:t>
                   </w:r>
                   <w:proofErr w:type="spellStart"/>
                   <w:r>
                     <w:rPr>
                       <w:b/>
-                      <w:i/>
-                      <w:iCs/>
+                      <w:bCs/>
                       <w:sz w:val="36"/>
                       <w:szCs w:val="36"/>
                     </w:rPr>
-                    <w:t>développement</w:t>
+                    <w:t>plateforme</w:t>
                   </w:r>
                   <w:proofErr w:type="spellEnd"/>
                   <w:r>
                     <w:rPr>
                       <w:b/>
-                      <w:i/>
-                      <w:iCs/>
+                      <w:bCs/>
+                      <w:sz w:val="36"/>
+                      <w:szCs w:val="36"/>
+                    </w:rPr>
+                    <w:t xml:space="preserve"> web et mobile de gestion et de diffusion des </w:t>
+                  </w:r>
+                  <w:proofErr w:type="spellStart"/>
+                  <w:r>
+                    <w:rPr>
+                      <w:b/>
+                      <w:bCs/>
+                      <w:sz w:val="36"/>
+                      <w:szCs w:val="36"/>
+                    </w:rPr>
+                    <w:t>ressources</w:t>
+                  </w:r>
+                  <w:proofErr w:type="spellEnd"/>
+                  <w:r>
+                    <w:rPr>
+                      <w:b/>
+                      <w:bCs/>
                       <w:sz w:val="36"/>
                       <w:szCs w:val="36"/>
                     </w:rPr>
@@ -657,75 +639,81 @@
                   <w:r>
                     <w:rPr>
                       <w:b/>
-                      <w:i/>
-                      <w:iCs/>
+                      <w:bCs/>
                       <w:sz w:val="36"/>
                       <w:szCs w:val="36"/>
                     </w:rPr>
-                    <w:t>d’une</w:t>
+                    <w:t>pédagogiques</w:t>
                   </w:r>
                   <w:proofErr w:type="spellEnd"/>
                   <w:r>
                     <w:rPr>
                       <w:b/>
-                      <w:i/>
-                      <w:iCs/>
+                      <w:bCs/>
                       <w:sz w:val="36"/>
                       <w:szCs w:val="36"/>
                     </w:rPr>
-                    <w:t xml:space="preserve"> solution web </w:t>
+                    <w:t xml:space="preserve"> accessible hors </w:t>
                   </w:r>
                   <w:proofErr w:type="spellStart"/>
                   <w:r>
                     <w:rPr>
                       <w:b/>
-                      <w:i/>
-                      <w:iCs/>
+                      <w:bCs/>
                       <w:sz w:val="36"/>
                       <w:szCs w:val="36"/>
                     </w:rPr>
-                    <w:t>centralisée</w:t>
+                    <w:t>connexion</w:t>
                   </w:r>
                   <w:proofErr w:type="spellEnd"/>
                   <w:r>
                     <w:rPr>
                       <w:b/>
-                      <w:i/>
-                      <w:iCs/>
+                      <w:bCs/>
                       <w:sz w:val="36"/>
                       <w:szCs w:val="36"/>
                     </w:rPr>
-                    <w:t xml:space="preserve"> pour </w:t>
+                    <w:t xml:space="preserve">: </w:t>
                   </w:r>
                   <w:proofErr w:type="spellStart"/>
                   <w:r>
                     <w:rPr>
                       <w:b/>
-                      <w:i/>
-                      <w:iCs/>
+                      <w:bCs/>
                       <w:sz w:val="36"/>
                       <w:szCs w:val="36"/>
                     </w:rPr>
-                    <w:t>l’AFI</w:t>
+                    <w:t>cas</w:t>
                   </w:r>
                   <w:proofErr w:type="spellEnd"/>
-                </w:p>
-                <w:p>
-                  <w:pPr>
-                    <w:jc w:val="center"/>
+                  <w:r>
                     <w:rPr>
                       <w:b/>
+                      <w:bCs/>
                       <w:sz w:val="36"/>
                       <w:szCs w:val="36"/>
                     </w:rPr>
-                  </w:pPr>
+                    <w:t xml:space="preserve"> </w:t>
+                  </w:r>
+                  <w:proofErr w:type="spellStart"/>
                   <w:r>
                     <w:rPr>
                       <w:b/>
+                      <w:bCs/>
                       <w:sz w:val="36"/>
                       <w:szCs w:val="36"/>
                     </w:rPr>
-                    <w:t>……………………………………………………………………</w:t>
+                    <w:t>d'AFI</w:t>
+                  </w:r>
+                  <w:proofErr w:type="spellEnd"/>
+                  <w:r>
+                    <w:rPr>
+                      <w:b/>
+                      <w:bCs/>
+                      <w:sz w:val="36"/>
+                      <w:szCs w:val="36"/>
+                    </w:rPr>
+                    <w:t xml:space="preserve">-L'UE </w:t>
                   </w:r>
                 </w:p>
                 <w:p>
@@ -743,19 +731,6 @@
           </v:roundrect>
         </w:pict>
       </w:r>
-      <w:r>
-        <w:rPr>
-          <w:b/>
-          <w:sz w:val="28"/>
-          <w:szCs w:val="28"/>
-        </w:rPr>
-        <w:t>SUJET:</w:t>
-      </w:r>
-    </w:p>
-    <w:p>
-      <w:pPr>
-        <w:jc w:val="center"/>
-      </w:pPr>
     </w:p>
     <w:p/>
     <w:p>
@@ -829,8 +804,17 @@
           <w:rFonts w:eastAsia="Times New Roman"/>
           <w:lang w:eastAsia="fr-FR"/>
         </w:rPr>
-        <w:t>direction de :</w:t>
-      </w:r>
+        <w:t xml:space="preserve">direction </w:t>
+      </w:r>
+      <w:proofErr w:type="gramStart"/>
+      <w:r>
+        <w:rPr>
+          <w:rFonts w:eastAsia="Times New Roman"/>
+          <w:lang w:eastAsia="fr-FR"/>
+        </w:rPr>
+        <w:t>de :</w:t>
+      </w:r>
+      <w:proofErr w:type="gramEnd"/>
     </w:p>
     <w:p>
       <w:pPr>
@@ -995,15 +979,16 @@
           <w:b/>
           <w:lang w:eastAsia="fr-FR"/>
         </w:rPr>
-        <w:t xml:space="preserve"> à AFI-L’UE</w:t>
-      </w:r>
+        <w:t xml:space="preserve"> à AFI-</w:t>
+      </w:r>
+      <w:proofErr w:type="gramStart"/>
       <w:r>
         <w:rPr>
           <w:rFonts w:eastAsia="Times New Roman"/>
           <w:b/>
           <w:lang w:eastAsia="fr-FR"/>
         </w:rPr>
-        <w:t>,</w:t>
+        <w:t>L’UE</w:t>
       </w:r>
       <w:r>
         <w:rPr>
@@ -1011,7 +996,7 @@
           <w:b/>
           <w:lang w:eastAsia="fr-FR"/>
         </w:rPr>
-        <w:t xml:space="preserve">  </w:t>
+        <w:t>,</w:t>
       </w:r>
       <w:r>
         <w:rPr>
@@ -1019,7 +1004,24 @@
           <w:b/>
           <w:lang w:eastAsia="fr-FR"/>
         </w:rPr>
-        <w:t>Co-</w:t>
+        <w:t xml:space="preserve">  </w:t>
+      </w:r>
+      <w:r>
+        <w:rPr>
+          <w:rFonts w:eastAsia="Times New Roman"/>
+          <w:b/>
+          <w:lang w:eastAsia="fr-FR"/>
+        </w:rPr>
+        <w:t>Co</w:t>
+      </w:r>
+      <w:proofErr w:type="gramEnd"/>
+      <w:r>
+        <w:rPr>
+          <w:rFonts w:eastAsia="Times New Roman"/>
+          <w:b/>
+          <w:lang w:eastAsia="fr-FR"/>
+        </w:rPr>
+        <w:t>-</w:t>
       </w:r>
       <w:proofErr w:type="spellStart"/>
       <w:r>
@@ -1541,7 +1543,15 @@
       </w:r>
       <w:proofErr w:type="spellEnd"/>
       <w:r>
-        <w:t xml:space="preserve">. Merci pour </w:t>
+        <w:t xml:space="preserve">. Merci </w:t>
+      </w:r>
+      <w:proofErr w:type="gramStart"/>
+      <w:r>
+        <w:t>pour</w:t>
+      </w:r>
+      <w:proofErr w:type="gramEnd"/>
+      <w:r>
+        <w:t xml:space="preserve"> </w:t>
       </w:r>
       <w:proofErr w:type="spellStart"/>
       <w:r>
@@ -2281,7 +2291,15 @@
       </w:pPr>
       <w:r>
         <w:br/>
-        <w:t xml:space="preserve">À ma famille, je dis un immense merci : À la famille </w:t>
+        <w:t xml:space="preserve">À ma famille, je dis un immense </w:t>
+      </w:r>
+      <w:proofErr w:type="gramStart"/>
+      <w:r>
+        <w:t>merci :</w:t>
+      </w:r>
+      <w:proofErr w:type="gramEnd"/>
+      <w:r>
+        <w:t xml:space="preserve"> À la famille </w:t>
       </w:r>
       <w:r>
         <w:t>DOUNGOUS</w:t>
@@ -3580,6 +3598,7 @@
         <w:t xml:space="preserve"> </w:t>
       </w:r>
       <w:proofErr w:type="spellStart"/>
+      <w:proofErr w:type="gramStart"/>
       <w:r>
         <w:rPr>
           <w:color w:val="000000"/>
@@ -3591,7 +3610,14 @@
         <w:rPr>
           <w:color w:val="000000"/>
         </w:rPr>
-        <w:t xml:space="preserve"> : </w:t>
+        <w:t xml:space="preserve"> :</w:t>
+      </w:r>
+      <w:proofErr w:type="gramEnd"/>
+      <w:r>
+        <w:rPr>
+          <w:color w:val="000000"/>
+        </w:rPr>
+        <w:t xml:space="preserve"> </w:t>
       </w:r>
       <w:proofErr w:type="spellStart"/>
       <w:r>
@@ -3930,6 +3956,7 @@
         <w:t>Mots-</w:t>
       </w:r>
       <w:proofErr w:type="spellStart"/>
+      <w:proofErr w:type="gramStart"/>
       <w:r>
         <w:rPr>
           <w:b/>
@@ -3945,6 +3972,7 @@
         </w:rPr>
         <w:t xml:space="preserve"> :</w:t>
       </w:r>
+      <w:proofErr w:type="gramEnd"/>
       <w:r>
         <w:rPr>
           <w:color w:val="000000"/>
@@ -4086,7 +4114,15 @@
       </w:r>
       <w:proofErr w:type="spellEnd"/>
       <w:r>
-        <w:t xml:space="preserve"> channels (instant-messaging groups, file exchanges, e-mails), </w:t>
+        <w:t xml:space="preserve"> channels (instant-messaging groups, file exchanges, </w:t>
+      </w:r>
+      <w:proofErr w:type="gramStart"/>
+      <w:r>
+        <w:t>e-mails</w:t>
+      </w:r>
+      <w:proofErr w:type="gramEnd"/>
+      <w:r>
+        <w:t xml:space="preserve">), </w:t>
       </w:r>
       <w:proofErr w:type="spellStart"/>
       <w:r>
@@ -4681,13 +4717,28 @@
           <w:b/>
           <w:color w:val="000000"/>
         </w:rPr>
-        <w:t>AFI-L’UE</w:t>
-      </w:r>
-      <w:r>
-        <w:rPr>
-          <w:color w:val="000000"/>
-        </w:rPr>
-        <w:t xml:space="preserve"> : AFI — </w:t>
+        <w:t>AFI-</w:t>
+      </w:r>
+      <w:proofErr w:type="gramStart"/>
+      <w:r>
+        <w:rPr>
+          <w:b/>
+          <w:color w:val="000000"/>
+        </w:rPr>
+        <w:t>L’UE</w:t>
+      </w:r>
+      <w:r>
+        <w:rPr>
+          <w:color w:val="000000"/>
+        </w:rPr>
+        <w:t xml:space="preserve"> :</w:t>
+      </w:r>
+      <w:proofErr w:type="gramEnd"/>
+      <w:r>
+        <w:rPr>
+          <w:color w:val="000000"/>
+        </w:rPr>
+        <w:t xml:space="preserve"> AFI — </w:t>
       </w:r>
       <w:proofErr w:type="spellStart"/>
       <w:r>
@@ -4722,6 +4773,7 @@
         <w:spacing w:after="120" w:line="360" w:lineRule="auto"/>
         <w:jc w:val="both"/>
       </w:pPr>
+      <w:proofErr w:type="gramStart"/>
       <w:r>
         <w:rPr>
           <w:b/>
@@ -4733,7 +4785,14 @@
         <w:rPr>
           <w:color w:val="000000"/>
         </w:rPr>
-        <w:t xml:space="preserve"> : Application Programming Interface (interface de </w:t>
+        <w:t xml:space="preserve"> :</w:t>
+      </w:r>
+      <w:proofErr w:type="gramEnd"/>
+      <w:r>
+        <w:rPr>
+          <w:color w:val="000000"/>
+        </w:rPr>
+        <w:t xml:space="preserve"> Application Programming Interface (interface de </w:t>
       </w:r>
       <w:proofErr w:type="spellStart"/>
       <w:r>
@@ -4760,6 +4819,7 @@
         <w:spacing w:after="120" w:line="360" w:lineRule="auto"/>
         <w:jc w:val="both"/>
       </w:pPr>
+      <w:proofErr w:type="gramStart"/>
       <w:r>
         <w:rPr>
           <w:b/>
@@ -4771,7 +4831,14 @@
         <w:rPr>
           <w:color w:val="000000"/>
         </w:rPr>
-        <w:t xml:space="preserve"> : Android Package Kit</w:t>
+        <w:t xml:space="preserve"> :</w:t>
+      </w:r>
+      <w:proofErr w:type="gramEnd"/>
+      <w:r>
+        <w:rPr>
+          <w:color w:val="000000"/>
+        </w:rPr>
+        <w:t xml:space="preserve"> Android Package Kit</w:t>
       </w:r>
     </w:p>
     <w:p>
@@ -4784,6 +4851,7 @@
         <w:spacing w:after="120" w:line="360" w:lineRule="auto"/>
         <w:jc w:val="both"/>
       </w:pPr>
+      <w:proofErr w:type="gramStart"/>
       <w:r>
         <w:rPr>
           <w:b/>
@@ -4795,7 +4863,14 @@
         <w:rPr>
           <w:color w:val="000000"/>
         </w:rPr>
-        <w:t xml:space="preserve"> : Comma-Separated Values</w:t>
+        <w:t xml:space="preserve"> :</w:t>
+      </w:r>
+      <w:proofErr w:type="gramEnd"/>
+      <w:r>
+        <w:rPr>
+          <w:color w:val="000000"/>
+        </w:rPr>
+        <w:t xml:space="preserve"> Comma-Separated Values</w:t>
       </w:r>
     </w:p>
     <w:p>
@@ -4808,6 +4883,7 @@
         <w:spacing w:after="120" w:line="360" w:lineRule="auto"/>
         <w:jc w:val="both"/>
       </w:pPr>
+      <w:proofErr w:type="gramStart"/>
       <w:r>
         <w:rPr>
           <w:b/>
@@ -4819,7 +4895,14 @@
         <w:rPr>
           <w:color w:val="000000"/>
         </w:rPr>
-        <w:t xml:space="preserve"> : Firebase Cloud Messaging</w:t>
+        <w:t xml:space="preserve"> :</w:t>
+      </w:r>
+      <w:proofErr w:type="gramEnd"/>
+      <w:r>
+        <w:rPr>
+          <w:color w:val="000000"/>
+        </w:rPr>
+        <w:t xml:space="preserve"> Firebase Cloud Messaging</w:t>
       </w:r>
     </w:p>
     <w:p>
@@ -4837,13 +4920,28 @@
           <w:b/>
           <w:color w:val="000000"/>
         </w:rPr>
-        <w:t>HTTP / HTTPS</w:t>
-      </w:r>
-      <w:r>
-        <w:rPr>
-          <w:color w:val="000000"/>
-        </w:rPr>
-        <w:t xml:space="preserve"> : </w:t>
+        <w:t xml:space="preserve">HTTP / </w:t>
+      </w:r>
+      <w:proofErr w:type="gramStart"/>
+      <w:r>
+        <w:rPr>
+          <w:b/>
+          <w:color w:val="000000"/>
+        </w:rPr>
+        <w:t>HTTPS</w:t>
+      </w:r>
+      <w:r>
+        <w:rPr>
+          <w:color w:val="000000"/>
+        </w:rPr>
+        <w:t xml:space="preserve"> :</w:t>
+      </w:r>
+      <w:proofErr w:type="gramEnd"/>
+      <w:r>
+        <w:rPr>
+          <w:color w:val="000000"/>
+        </w:rPr>
+        <w:t xml:space="preserve"> </w:t>
       </w:r>
       <w:proofErr w:type="spellStart"/>
       <w:r>
@@ -4870,6 +4968,7 @@
         <w:spacing w:after="120" w:line="360" w:lineRule="auto"/>
         <w:jc w:val="both"/>
       </w:pPr>
+      <w:proofErr w:type="gramStart"/>
       <w:r>
         <w:rPr>
           <w:b/>
@@ -4881,7 +4980,14 @@
         <w:rPr>
           <w:color w:val="000000"/>
         </w:rPr>
-        <w:t xml:space="preserve"> : JavaScript Object Notation</w:t>
+        <w:t xml:space="preserve"> :</w:t>
+      </w:r>
+      <w:proofErr w:type="gramEnd"/>
+      <w:r>
+        <w:rPr>
+          <w:color w:val="000000"/>
+        </w:rPr>
+        <w:t xml:space="preserve"> JavaScript Object Notation</w:t>
       </w:r>
     </w:p>
     <w:p>
@@ -4894,6 +5000,7 @@
         <w:spacing w:after="120" w:line="360" w:lineRule="auto"/>
         <w:jc w:val="both"/>
       </w:pPr>
+      <w:proofErr w:type="gramStart"/>
       <w:r>
         <w:rPr>
           <w:b/>
@@ -4905,7 +5012,14 @@
         <w:rPr>
           <w:color w:val="000000"/>
         </w:rPr>
-        <w:t xml:space="preserve"> : Learning Management System (</w:t>
+        <w:t xml:space="preserve"> :</w:t>
+      </w:r>
+      <w:proofErr w:type="gramEnd"/>
+      <w:r>
+        <w:rPr>
+          <w:color w:val="000000"/>
+        </w:rPr>
+        <w:t xml:space="preserve"> Learning Management System (</w:t>
       </w:r>
       <w:proofErr w:type="spellStart"/>
       <w:r>
@@ -4946,6 +5060,7 @@
         <w:spacing w:after="120" w:line="360" w:lineRule="auto"/>
         <w:jc w:val="both"/>
       </w:pPr>
+      <w:proofErr w:type="gramStart"/>
       <w:r>
         <w:rPr>
           <w:b/>
@@ -4957,7 +5072,14 @@
         <w:rPr>
           <w:color w:val="000000"/>
         </w:rPr>
-        <w:t xml:space="preserve"> : One-Time Password (mot de passe à usage unique)</w:t>
+        <w:t xml:space="preserve"> :</w:t>
+      </w:r>
+      <w:proofErr w:type="gramEnd"/>
+      <w:r>
+        <w:rPr>
+          <w:color w:val="000000"/>
+        </w:rPr>
+        <w:t xml:space="preserve"> One-Time Password (mot de passe à usage unique)</w:t>
       </w:r>
     </w:p>
     <w:p>
@@ -4970,6 +5092,7 @@
         <w:spacing w:after="120" w:line="360" w:lineRule="auto"/>
         <w:jc w:val="both"/>
       </w:pPr>
+      <w:proofErr w:type="gramStart"/>
       <w:r>
         <w:rPr>
           <w:b/>
@@ -4981,7 +5104,14 @@
         <w:rPr>
           <w:color w:val="000000"/>
         </w:rPr>
-        <w:t xml:space="preserve"> : Portable Document Format</w:t>
+        <w:t xml:space="preserve"> :</w:t>
+      </w:r>
+      <w:proofErr w:type="gramEnd"/>
+      <w:r>
+        <w:rPr>
+          <w:color w:val="000000"/>
+        </w:rPr>
+        <w:t xml:space="preserve"> Portable Document Format</w:t>
       </w:r>
     </w:p>
     <w:p>
@@ -4994,6 +5124,7 @@
         <w:spacing w:after="120" w:line="360" w:lineRule="auto"/>
         <w:jc w:val="both"/>
       </w:pPr>
+      <w:proofErr w:type="gramStart"/>
       <w:r>
         <w:rPr>
           <w:b/>
@@ -5005,7 +5136,14 @@
         <w:rPr>
           <w:color w:val="000000"/>
         </w:rPr>
-        <w:t xml:space="preserve"> : Representational State Transfer</w:t>
+        <w:t xml:space="preserve"> :</w:t>
+      </w:r>
+      <w:proofErr w:type="gramEnd"/>
+      <w:r>
+        <w:rPr>
+          <w:color w:val="000000"/>
+        </w:rPr>
+        <w:t xml:space="preserve"> Representational State Transfer</w:t>
       </w:r>
     </w:p>
     <w:p>
@@ -5018,6 +5156,7 @@
         <w:spacing w:after="120" w:line="360" w:lineRule="auto"/>
         <w:jc w:val="both"/>
       </w:pPr>
+      <w:proofErr w:type="gramStart"/>
       <w:r>
         <w:rPr>
           <w:b/>
@@ -5029,7 +5168,14 @@
         <w:rPr>
           <w:color w:val="000000"/>
         </w:rPr>
-        <w:t xml:space="preserve"> : Système de Gestion de Base de Données</w:t>
+        <w:t xml:space="preserve"> :</w:t>
+      </w:r>
+      <w:proofErr w:type="gramEnd"/>
+      <w:r>
+        <w:rPr>
+          <w:color w:val="000000"/>
+        </w:rPr>
+        <w:t xml:space="preserve"> Système de Gestion de Base de Données</w:t>
       </w:r>
     </w:p>
     <w:p>
@@ -5042,6 +5188,7 @@
         <w:spacing w:after="120" w:line="360" w:lineRule="auto"/>
         <w:jc w:val="both"/>
       </w:pPr>
+      <w:proofErr w:type="gramStart"/>
       <w:r>
         <w:rPr>
           <w:b/>
@@ -5053,7 +5200,14 @@
         <w:rPr>
           <w:color w:val="000000"/>
         </w:rPr>
-        <w:t xml:space="preserve"> : Structured Query Language</w:t>
+        <w:t xml:space="preserve"> :</w:t>
+      </w:r>
+      <w:proofErr w:type="gramEnd"/>
+      <w:r>
+        <w:rPr>
+          <w:color w:val="000000"/>
+        </w:rPr>
+        <w:t xml:space="preserve"> Structured Query Language</w:t>
       </w:r>
     </w:p>
     <w:p>
@@ -5066,6 +5220,7 @@
         <w:spacing w:after="120" w:line="360" w:lineRule="auto"/>
         <w:jc w:val="both"/>
       </w:pPr>
+      <w:proofErr w:type="gramStart"/>
       <w:r>
         <w:rPr>
           <w:b/>
@@ -5077,7 +5232,14 @@
         <w:rPr>
           <w:color w:val="000000"/>
         </w:rPr>
-        <w:t xml:space="preserve"> : Unified Modeling Language</w:t>
+        <w:t xml:space="preserve"> :</w:t>
+      </w:r>
+      <w:proofErr w:type="gramEnd"/>
+      <w:r>
+        <w:rPr>
+          <w:color w:val="000000"/>
+        </w:rPr>
+        <w:t xml:space="preserve"> Unified Modeling Language</w:t>
       </w:r>
     </w:p>
     <w:p>
@@ -5090,6 +5252,7 @@
         <w:spacing w:after="120" w:line="360" w:lineRule="auto"/>
         <w:jc w:val="both"/>
       </w:pPr>
+      <w:proofErr w:type="gramStart"/>
       <w:r>
         <w:rPr>
           <w:b/>
@@ -5101,7 +5264,14 @@
         <w:rPr>
           <w:color w:val="000000"/>
         </w:rPr>
-        <w:t xml:space="preserve"> : </w:t>
+        <w:t xml:space="preserve"> :</w:t>
+      </w:r>
+      <w:proofErr w:type="gramEnd"/>
+      <w:r>
+        <w:rPr>
+          <w:color w:val="000000"/>
+        </w:rPr>
+        <w:t xml:space="preserve"> </w:t>
       </w:r>
       <w:proofErr w:type="spellStart"/>
       <w:r>
@@ -5128,6 +5298,7 @@
         <w:spacing w:after="120" w:line="360" w:lineRule="auto"/>
         <w:jc w:val="both"/>
       </w:pPr>
+      <w:proofErr w:type="gramStart"/>
       <w:r>
         <w:rPr>
           <w:b/>
@@ -5139,7 +5310,14 @@
         <w:rPr>
           <w:color w:val="000000"/>
         </w:rPr>
-        <w:t xml:space="preserve"> : Virtual Private Server</w:t>
+        <w:t xml:space="preserve"> :</w:t>
+      </w:r>
+      <w:proofErr w:type="gramEnd"/>
+      <w:r>
+        <w:rPr>
+          <w:color w:val="000000"/>
+        </w:rPr>
+        <w:t xml:space="preserve"> Virtual Private Server</w:t>
       </w:r>
     </w:p>
     <w:p>
@@ -5152,6 +5330,7 @@
         <w:spacing w:after="120" w:line="360" w:lineRule="auto"/>
         <w:jc w:val="both"/>
       </w:pPr>
+      <w:proofErr w:type="gramStart"/>
       <w:r>
         <w:rPr>
           <w:b/>
@@ -5163,7 +5342,14 @@
         <w:rPr>
           <w:color w:val="000000"/>
         </w:rPr>
-        <w:t xml:space="preserve"> : Zone </w:t>
+        <w:t xml:space="preserve"> :</w:t>
+      </w:r>
+      <w:proofErr w:type="gramEnd"/>
+      <w:r>
+        <w:rPr>
+          <w:color w:val="000000"/>
+        </w:rPr>
+        <w:t xml:space="preserve"> Zone </w:t>
       </w:r>
       <w:proofErr w:type="spellStart"/>
       <w:r>
@@ -5532,7 +5718,21 @@
         <w:rPr>
           <w:color w:val="000000"/>
         </w:rPr>
-        <w:t xml:space="preserve">Figure 4.1 — capture : page de </w:t>
+        <w:t xml:space="preserve">Figure 4.1 — </w:t>
+      </w:r>
+      <w:proofErr w:type="gramStart"/>
+      <w:r>
+        <w:rPr>
+          <w:color w:val="000000"/>
+        </w:rPr>
+        <w:t>capture :</w:t>
+      </w:r>
+      <w:proofErr w:type="gramEnd"/>
+      <w:r>
+        <w:rPr>
+          <w:color w:val="000000"/>
+        </w:rPr>
+        <w:t xml:space="preserve"> page de </w:t>
       </w:r>
       <w:proofErr w:type="spellStart"/>
       <w:r>
@@ -5557,7 +5757,21 @@
         <w:rPr>
           <w:color w:val="000000"/>
         </w:rPr>
-        <w:t xml:space="preserve">Figure 4.2 — capture : tableau de bord </w:t>
+        <w:t xml:space="preserve">Figure 4.2 — </w:t>
+      </w:r>
+      <w:proofErr w:type="gramStart"/>
+      <w:r>
+        <w:rPr>
+          <w:color w:val="000000"/>
+        </w:rPr>
+        <w:t>capture :</w:t>
+      </w:r>
+      <w:proofErr w:type="gramEnd"/>
+      <w:r>
+        <w:rPr>
+          <w:color w:val="000000"/>
+        </w:rPr>
+        <w:t xml:space="preserve"> tableau de bord </w:t>
       </w:r>
       <w:proofErr w:type="spellStart"/>
       <w:r>
@@ -5582,7 +5796,21 @@
         <w:rPr>
           <w:color w:val="000000"/>
         </w:rPr>
-        <w:t xml:space="preserve">Figure 4.3 — captures : gestion </w:t>
+        <w:t xml:space="preserve">Figure 4.3 — </w:t>
+      </w:r>
+      <w:proofErr w:type="gramStart"/>
+      <w:r>
+        <w:rPr>
+          <w:color w:val="000000"/>
+        </w:rPr>
+        <w:t>captures :</w:t>
+      </w:r>
+      <w:proofErr w:type="gramEnd"/>
+      <w:r>
+        <w:rPr>
+          <w:color w:val="000000"/>
+        </w:rPr>
+        <w:t xml:space="preserve"> gestion </w:t>
       </w:r>
       <w:proofErr w:type="spellStart"/>
       <w:r>
@@ -5649,7 +5877,21 @@
         <w:rPr>
           <w:color w:val="000000"/>
         </w:rPr>
-        <w:t xml:space="preserve">Figure 4.4 — capture : </w:t>
+        <w:t xml:space="preserve">Figure 4.4 — </w:t>
+      </w:r>
+      <w:proofErr w:type="gramStart"/>
+      <w:r>
+        <w:rPr>
+          <w:color w:val="000000"/>
+        </w:rPr>
+        <w:t>capture :</w:t>
+      </w:r>
+      <w:proofErr w:type="gramEnd"/>
+      <w:r>
+        <w:rPr>
+          <w:color w:val="000000"/>
+        </w:rPr>
+        <w:t xml:space="preserve"> </w:t>
       </w:r>
       <w:proofErr w:type="spellStart"/>
       <w:r>
@@ -5688,7 +5930,21 @@
         <w:rPr>
           <w:color w:val="000000"/>
         </w:rPr>
-        <w:t xml:space="preserve">Figure 4.5 — captures : </w:t>
+        <w:t xml:space="preserve">Figure 4.5 — </w:t>
+      </w:r>
+      <w:proofErr w:type="gramStart"/>
+      <w:r>
+        <w:rPr>
+          <w:color w:val="000000"/>
+        </w:rPr>
+        <w:t>captures :</w:t>
+      </w:r>
+      <w:proofErr w:type="gramEnd"/>
+      <w:r>
+        <w:rPr>
+          <w:color w:val="000000"/>
+        </w:rPr>
+        <w:t xml:space="preserve"> </w:t>
       </w:r>
       <w:proofErr w:type="spellStart"/>
       <w:r>
@@ -5727,7 +5983,21 @@
         <w:rPr>
           <w:color w:val="000000"/>
         </w:rPr>
-        <w:t xml:space="preserve">Figure 4.6 — capture : tableau de bord </w:t>
+        <w:t xml:space="preserve">Figure 4.6 — </w:t>
+      </w:r>
+      <w:proofErr w:type="gramStart"/>
+      <w:r>
+        <w:rPr>
+          <w:color w:val="000000"/>
+        </w:rPr>
+        <w:t>capture :</w:t>
+      </w:r>
+      <w:proofErr w:type="gramEnd"/>
+      <w:r>
+        <w:rPr>
+          <w:color w:val="000000"/>
+        </w:rPr>
+        <w:t xml:space="preserve"> tableau de bord </w:t>
       </w:r>
       <w:proofErr w:type="spellStart"/>
       <w:r>
@@ -5752,7 +6022,21 @@
         <w:rPr>
           <w:color w:val="000000"/>
         </w:rPr>
-        <w:t xml:space="preserve">Figure 4.7 — captures : </w:t>
+        <w:t xml:space="preserve">Figure 4.7 — </w:t>
+      </w:r>
+      <w:proofErr w:type="gramStart"/>
+      <w:r>
+        <w:rPr>
+          <w:color w:val="000000"/>
+        </w:rPr>
+        <w:t>captures :</w:t>
+      </w:r>
+      <w:proofErr w:type="gramEnd"/>
+      <w:r>
+        <w:rPr>
+          <w:color w:val="000000"/>
+        </w:rPr>
+        <w:t xml:space="preserve"> </w:t>
       </w:r>
       <w:proofErr w:type="spellStart"/>
       <w:r>
@@ -5847,7 +6131,21 @@
         <w:rPr>
           <w:color w:val="000000"/>
         </w:rPr>
-        <w:t>Figure 4.8 — captures : cloche de notifications</w:t>
+        <w:t xml:space="preserve">Figure 4.8 — </w:t>
+      </w:r>
+      <w:proofErr w:type="gramStart"/>
+      <w:r>
+        <w:rPr>
+          <w:color w:val="000000"/>
+        </w:rPr>
+        <w:t>captures :</w:t>
+      </w:r>
+      <w:proofErr w:type="gramEnd"/>
+      <w:r>
+        <w:rPr>
+          <w:color w:val="000000"/>
+        </w:rPr>
+        <w:t xml:space="preserve"> cloche de notifications</w:t>
       </w:r>
     </w:p>
     <w:p>
@@ -5864,7 +6162,21 @@
         <w:rPr>
           <w:color w:val="000000"/>
         </w:rPr>
-        <w:t xml:space="preserve">Figure 4.9 — captures : grille </w:t>
+        <w:t xml:space="preserve">Figure 4.9 — </w:t>
+      </w:r>
+      <w:proofErr w:type="gramStart"/>
+      <w:r>
+        <w:rPr>
+          <w:color w:val="000000"/>
+        </w:rPr>
+        <w:t>captures :</w:t>
+      </w:r>
+      <w:proofErr w:type="gramEnd"/>
+      <w:r>
+        <w:rPr>
+          <w:color w:val="000000"/>
+        </w:rPr>
+        <w:t xml:space="preserve"> grille </w:t>
       </w:r>
       <w:proofErr w:type="spellStart"/>
       <w:r>
@@ -5959,7 +6271,21 @@
         <w:rPr>
           <w:color w:val="000000"/>
         </w:rPr>
-        <w:t xml:space="preserve">Figure 4.10 — captures mobiles : </w:t>
+        <w:t xml:space="preserve">Figure 4.10 — captures </w:t>
+      </w:r>
+      <w:proofErr w:type="gramStart"/>
+      <w:r>
+        <w:rPr>
+          <w:color w:val="000000"/>
+        </w:rPr>
+        <w:t>mobiles :</w:t>
+      </w:r>
+      <w:proofErr w:type="gramEnd"/>
+      <w:r>
+        <w:rPr>
+          <w:color w:val="000000"/>
+        </w:rPr>
+        <w:t xml:space="preserve"> </w:t>
       </w:r>
       <w:proofErr w:type="spellStart"/>
       <w:r>
@@ -15512,7 +15838,21 @@
         <w:rPr>
           <w:color w:val="000000"/>
         </w:rPr>
-        <w:t xml:space="preserve"> dans un double </w:t>
+        <w:t xml:space="preserve"> dans </w:t>
+      </w:r>
+      <w:proofErr w:type="gramStart"/>
+      <w:r>
+        <w:rPr>
+          <w:color w:val="000000"/>
+        </w:rPr>
+        <w:t>un double</w:t>
+      </w:r>
+      <w:proofErr w:type="gramEnd"/>
+      <w:r>
+        <w:rPr>
+          <w:color w:val="000000"/>
+        </w:rPr>
+        <w:t xml:space="preserve"> </w:t>
       </w:r>
       <w:proofErr w:type="spellStart"/>
       <w:r>
@@ -16032,6 +16372,7 @@
         <w:t xml:space="preserve"> </w:t>
       </w:r>
       <w:proofErr w:type="spellStart"/>
+      <w:proofErr w:type="gramStart"/>
       <w:r>
         <w:rPr>
           <w:color w:val="000000"/>
@@ -16043,7 +16384,14 @@
         <w:rPr>
           <w:color w:val="000000"/>
         </w:rPr>
-        <w:t xml:space="preserve"> : la </w:t>
+        <w:t xml:space="preserve"> :</w:t>
+      </w:r>
+      <w:proofErr w:type="gramEnd"/>
+      <w:r>
+        <w:rPr>
+          <w:color w:val="000000"/>
+        </w:rPr>
+        <w:t xml:space="preserve"> la </w:t>
       </w:r>
       <w:proofErr w:type="spellStart"/>
       <w:r>
@@ -16608,7 +16956,21 @@
         <w:rPr>
           <w:color w:val="000000"/>
         </w:rPr>
-        <w:t xml:space="preserve">-L’UE ? Cette interrogation se </w:t>
+        <w:t>-</w:t>
+      </w:r>
+      <w:proofErr w:type="gramStart"/>
+      <w:r>
+        <w:rPr>
+          <w:color w:val="000000"/>
+        </w:rPr>
+        <w:t>L’UE ?</w:t>
+      </w:r>
+      <w:proofErr w:type="gramEnd"/>
+      <w:r>
+        <w:rPr>
+          <w:color w:val="000000"/>
+        </w:rPr>
+        <w:t xml:space="preserve"> Cette interrogation se </w:t>
       </w:r>
       <w:proofErr w:type="spellStart"/>
       <w:r>
@@ -16639,6 +17001,7 @@
         <w:t xml:space="preserve"> trois questions </w:t>
       </w:r>
       <w:proofErr w:type="spellStart"/>
+      <w:proofErr w:type="gramStart"/>
       <w:r>
         <w:rPr>
           <w:color w:val="000000"/>
@@ -16650,7 +17013,14 @@
         <w:rPr>
           <w:color w:val="000000"/>
         </w:rPr>
-        <w:t xml:space="preserve"> : </w:t>
+        <w:t xml:space="preserve"> :</w:t>
+      </w:r>
+      <w:proofErr w:type="gramEnd"/>
+      <w:r>
+        <w:rPr>
+          <w:color w:val="000000"/>
+        </w:rPr>
+        <w:t xml:space="preserve"> </w:t>
       </w:r>
       <w:proofErr w:type="spellStart"/>
       <w:r>
@@ -16737,6 +17107,7 @@
         <w:t xml:space="preserve"> des </w:t>
       </w:r>
       <w:proofErr w:type="spellStart"/>
+      <w:proofErr w:type="gramStart"/>
       <w:r>
         <w:rPr>
           <w:color w:val="000000"/>
@@ -16748,7 +17119,14 @@
         <w:rPr>
           <w:color w:val="000000"/>
         </w:rPr>
-        <w:t xml:space="preserve"> ? quelle architecture technique </w:t>
+        <w:t xml:space="preserve"> ?</w:t>
+      </w:r>
+      <w:proofErr w:type="gramEnd"/>
+      <w:r>
+        <w:rPr>
+          <w:color w:val="000000"/>
+        </w:rPr>
+        <w:t xml:space="preserve"> quelle architecture technique </w:t>
       </w:r>
       <w:proofErr w:type="spellStart"/>
       <w:r>
@@ -16877,6 +17255,7 @@
         <w:t xml:space="preserve"> </w:t>
       </w:r>
       <w:proofErr w:type="spellStart"/>
+      <w:proofErr w:type="gramStart"/>
       <w:r>
         <w:rPr>
           <w:color w:val="000000"/>
@@ -16888,7 +17267,14 @@
         <w:rPr>
           <w:color w:val="000000"/>
         </w:rPr>
-        <w:t xml:space="preserve"> ? dans quelle </w:t>
+        <w:t xml:space="preserve"> ?</w:t>
+      </w:r>
+      <w:proofErr w:type="gramEnd"/>
+      <w:r>
+        <w:rPr>
+          <w:color w:val="000000"/>
+        </w:rPr>
+        <w:t xml:space="preserve"> dans quelle </w:t>
       </w:r>
       <w:proofErr w:type="spellStart"/>
       <w:r>
@@ -17014,8 +17400,16 @@
         <w:rPr>
           <w:color w:val="000000"/>
         </w:rPr>
-        <w:t xml:space="preserve"> diffusion ?</w:t>
-      </w:r>
+        <w:t xml:space="preserve"> </w:t>
+      </w:r>
+      <w:proofErr w:type="gramStart"/>
+      <w:r>
+        <w:rPr>
+          <w:color w:val="000000"/>
+        </w:rPr>
+        <w:t>diffusion ?</w:t>
+      </w:r>
+      <w:proofErr w:type="gramEnd"/>
     </w:p>
     <w:p>
       <w:pPr>
@@ -19507,6 +19901,7 @@
         <w:t xml:space="preserve"> II). La </w:t>
       </w:r>
       <w:proofErr w:type="spellStart"/>
+      <w:proofErr w:type="gramStart"/>
       <w:r>
         <w:rPr>
           <w:color w:val="000000"/>
@@ -19514,6 +19909,7 @@
         <w:t>seconde</w:t>
       </w:r>
       <w:proofErr w:type="spellEnd"/>
+      <w:proofErr w:type="gramEnd"/>
       <w:r>
         <w:rPr>
           <w:color w:val="000000"/>
@@ -20400,7 +20796,33 @@
         <w:rPr>
           <w:color w:val="000000"/>
         </w:rPr>
-        <w:t xml:space="preserve"> avant de dresser un diagnostic précis des pratiques et des </w:t>
+        <w:t xml:space="preserve"> avant de dresser </w:t>
+      </w:r>
+      <w:proofErr w:type="gramStart"/>
+      <w:r>
+        <w:rPr>
+          <w:color w:val="000000"/>
+        </w:rPr>
+        <w:t>un</w:t>
+      </w:r>
+      <w:r>
+        <w:rPr>
+          <w:color w:val="000000"/>
+        </w:rPr>
+        <w:t xml:space="preserve"> </w:t>
+      </w:r>
+      <w:r>
+        <w:rPr>
+          <w:color w:val="000000"/>
+        </w:rPr>
+        <w:t>diagnostic</w:t>
+      </w:r>
+      <w:proofErr w:type="gramEnd"/>
+      <w:r>
+        <w:rPr>
+          <w:color w:val="000000"/>
+        </w:rPr>
+        <w:t xml:space="preserve"> précis des pratiques et des </w:t>
       </w:r>
       <w:proofErr w:type="spellStart"/>
       <w:r>
@@ -20493,7 +20915,7 @@
           <w:color w:val="000000"/>
           <w:sz w:val="28"/>
         </w:rPr>
-        <w:t>CHAPITRE I : CADRE THÉORIQUE</w:t>
+        <w:t>CHAPITRE I: CADRE THÉORIQUE</w:t>
       </w:r>
       <w:bookmarkEnd w:id="11"/>
       <w:bookmarkEnd w:id="12"/>
@@ -20571,7 +20993,21 @@
         <w:rPr>
           <w:color w:val="000000"/>
         </w:rPr>
-        <w:t xml:space="preserve">La revue conceptuelle (Section 1) porte sur trois notions essentielles : les systèmes de gestion de l’apprentissage (LMS), les plateformes collaboratives numériques et les architectures logicielles modernes fondées sur le paradigme REST. La revue critique de la littérature (Section 2) mobilise les apports théoriques de Vygotsky (1978), Norman (2013), Fielding (2000), Newman (2015) et Naveh et al. (2010) afin de justifier les choix pédagogiques, ergonomiques et techniques de la solution </w:t>
+        <w:t xml:space="preserve">La revue conceptuelle (Section 1) porte sur trois notions essentielles : les systèmes de gestion de l’apprentissage (LMS), les plateformes collaboratives numériques et les architectures logicielles modernes fondées sur le paradigme REST. La revue </w:t>
+      </w:r>
+      <w:proofErr w:type="gramStart"/>
+      <w:r>
+        <w:rPr>
+          <w:color w:val="000000"/>
+        </w:rPr>
+        <w:t>critique</w:t>
+      </w:r>
+      <w:proofErr w:type="gramEnd"/>
+      <w:r>
+        <w:rPr>
+          <w:color w:val="000000"/>
+        </w:rPr>
+        <w:t xml:space="preserve"> de la littérature (Section 2) mobilise les apports théoriques de Vygotsky (1978), Norman (2013), Fielding (2000), Newman (2015) et Naveh et al. (2010) afin de justifier les choix pédagogiques, ergonomiques et techniques de la solution </w:t>
       </w:r>
       <w:proofErr w:type="spellStart"/>
       <w:r>
@@ -20671,6 +21107,7 @@
         </w:rPr>
         <w:t xml:space="preserve">Les LMS les plus connus </w:t>
       </w:r>
+      <w:proofErr w:type="gramStart"/>
       <w:r>
         <w:rPr>
           <w:color w:val="000000"/>
@@ -20681,7 +21118,14 @@
         <w:rPr>
           <w:color w:val="000000"/>
         </w:rPr>
-        <w:t xml:space="preserve"> Moodle, Canvas, Blackboard </w:t>
+        <w:t xml:space="preserve"> Moodle</w:t>
+      </w:r>
+      <w:proofErr w:type="gramEnd"/>
+      <w:r>
+        <w:rPr>
+          <w:color w:val="000000"/>
+        </w:rPr>
+        <w:t xml:space="preserve">, Canvas, Blackboard </w:t>
       </w:r>
       <w:proofErr w:type="spellStart"/>
       <w:r>
@@ -20695,7 +21139,14 @@
         <w:rPr>
           <w:color w:val="000000"/>
         </w:rPr>
-        <w:t xml:space="preserve"> Google Classroom </w:t>
+        <w:t xml:space="preserve"> Google </w:t>
+      </w:r>
+      <w:proofErr w:type="gramStart"/>
+      <w:r>
+        <w:rPr>
+          <w:color w:val="000000"/>
+        </w:rPr>
+        <w:t xml:space="preserve">Classroom </w:t>
       </w:r>
       <w:r>
         <w:rPr>
@@ -20703,6 +21154,7 @@
         </w:rPr>
         <w:t>)</w:t>
       </w:r>
+      <w:proofErr w:type="gramEnd"/>
       <w:r>
         <w:rPr>
           <w:color w:val="000000"/>
@@ -20721,7 +21173,21 @@
         <w:rPr>
           <w:color w:val="000000"/>
         </w:rPr>
-        <w:t xml:space="preserve"> sur des fonctions communes : dépôt et organisation des ressources pédagogiques, gestion des utilisateurs et des droits d’accès, suivi des activités des apprenants, outils de communication et dispositifs d’évaluation. Depover et Marchand (2002) rappellent que « l’efficacité d’un dispositif d’e-learning repose non pas tant sur la richesse technologique de la solution que sur la pertinence de son organisation pédagogique ». Ce point est essentiel pour ce projet : une plateforme simple, claire et adaptée aux besoins réels des utilisateurs sera plus efficace qu’une solution très sophistiquée mais mal pensée pour le contexte.</w:t>
+        <w:t xml:space="preserve"> sur des fonctions </w:t>
+      </w:r>
+      <w:proofErr w:type="gramStart"/>
+      <w:r>
+        <w:rPr>
+          <w:color w:val="000000"/>
+        </w:rPr>
+        <w:t>communes :</w:t>
+      </w:r>
+      <w:proofErr w:type="gramEnd"/>
+      <w:r>
+        <w:rPr>
+          <w:color w:val="000000"/>
+        </w:rPr>
+        <w:t xml:space="preserve"> dépôt et organisation des ressources pédagogiques, gestion des utilisateurs et des droits d’accès, suivi des activités des apprenants, outils de communication et dispositifs d’évaluation. Depover et Marchand (2002) rappellent que « l’efficacité d’un dispositif d’e-learning repose non pas tant sur la richesse technologique de la solution que sur la pertinence de son organisation pédagogique ». Ce point est essentiel pour ce projet : une plateforme simple, claire et adaptée aux besoins réels des utilisateurs sera plus efficace qu’une solution très sophistiquée mais mal pensée pour le contexte.</w:t>
       </w:r>
     </w:p>
     <w:p>
@@ -20802,7 +21268,21 @@
         <w:rPr>
           <w:color w:val="000000"/>
         </w:rPr>
-        <w:t xml:space="preserve"> dans une interface trop complexe et abandonnent rapidement la plateforme au profit de solutions informelles plus simples et plus directes. Ce constat justifie en grande partie le choix d’une solution volontairement minimaliste pour la plateforme AFI, centrée sur trois fonctions principales : le dépôt structuré, la consultation et le commentaire collaboratif.</w:t>
+        <w:t xml:space="preserve"> dans une interface trop complexe et abandonnent rapidement la plateforme au </w:t>
+      </w:r>
+      <w:proofErr w:type="gramStart"/>
+      <w:r>
+        <w:rPr>
+          <w:color w:val="000000"/>
+        </w:rPr>
+        <w:t>profit</w:t>
+      </w:r>
+      <w:proofErr w:type="gramEnd"/>
+      <w:r>
+        <w:rPr>
+          <w:color w:val="000000"/>
+        </w:rPr>
+        <w:t xml:space="preserve"> de solutions informelles plus simples et plus directes. Ce constat justifie en grande partie le choix d’une solution volontairement minimaliste pour la plateforme AFI, centrée sur trois fonctions principales : le dépôt structuré, la consultation et le commentaire collaboratif.</w:t>
       </w:r>
     </w:p>
     <w:p>
@@ -21229,7 +21709,21 @@
         <w:rPr>
           <w:color w:val="000000"/>
         </w:rPr>
-        <w:t xml:space="preserve"> et par année académique. Ce choix renforce la pertinence des ressources, réduit la surcharge d’information et respecte le principe de minimisation des données. L’ouverture de la plateforme se situe ailleurs : dans sa disponibilité hors connexion sur l’application mobile, qui élargit l’accès au savoir au-delà des contraintes de réseau et constitue l’innovation la plus distinctive du </w:t>
+        <w:t xml:space="preserve"> et par année académique. Ce choix renforce la pertinence des ressources, réduit la surcharge d’information et respecte le principe de minimisation des données. L’ouverture de la plateforme se situe </w:t>
+      </w:r>
+      <w:proofErr w:type="gramStart"/>
+      <w:r>
+        <w:rPr>
+          <w:color w:val="000000"/>
+        </w:rPr>
+        <w:t>ailleurs :</w:t>
+      </w:r>
+      <w:proofErr w:type="gramEnd"/>
+      <w:r>
+        <w:rPr>
+          <w:color w:val="000000"/>
+        </w:rPr>
+        <w:t xml:space="preserve"> dans sa disponibilité hors connexion sur l’application mobile, qui élargit l’accès au savoir au-delà des contraintes de réseau et constitue l’innovation la plus distinctive du </w:t>
       </w:r>
       <w:proofErr w:type="spellStart"/>
       <w:r>
@@ -21637,7 +22131,21 @@
         <w:rPr>
           <w:color w:val="000000"/>
         </w:rPr>
-        <w:t xml:space="preserve">La revue critique de la littérature mobilise les auteurs de référence dont les apports théoriques ont directement orienté les choix conceptuels, ergonomiques et techniques de la plateforme AFI. Ces travaux ne sont pas cités seulement à titre d’exemple : ils constituent le socle épistémologique du projet et permettent de replacer les décisions de conception dans un cadre </w:t>
+        <w:t xml:space="preserve">La revue critique de la littérature mobilise les auteurs de référence dont les apports théoriques ont directement orienté les choix conceptuels, ergonomiques et techniques de la plateforme AFI. Ces travaux ne sont pas cités seulement à titre </w:t>
+      </w:r>
+      <w:proofErr w:type="gramStart"/>
+      <w:r>
+        <w:rPr>
+          <w:color w:val="000000"/>
+        </w:rPr>
+        <w:t>d’exemple :</w:t>
+      </w:r>
+      <w:proofErr w:type="gramEnd"/>
+      <w:r>
+        <w:rPr>
+          <w:color w:val="000000"/>
+        </w:rPr>
+        <w:t xml:space="preserve"> ils constituent le socle épistémologique du projet et permettent de replacer les décisions de conception dans un cadre </w:t>
       </w:r>
       <w:proofErr w:type="spellStart"/>
       <w:r>
@@ -21956,7 +22464,35 @@
         <w:rPr>
           <w:color w:val="000000"/>
         </w:rPr>
-        <w:t xml:space="preserve"> dans des boutons d’action clairement nommés (« Publier une ressource », « Télécharger », « Commenter »). Le principe de visibilité apparaît dans l’affichage systématique d’un badge filière coloré sur chaque ressource, ce qui </w:t>
+        <w:t xml:space="preserve"> dans des boutons d’action clairement </w:t>
+      </w:r>
+      <w:proofErr w:type="gramStart"/>
+      <w:r>
+        <w:rPr>
+          <w:color w:val="000000"/>
+        </w:rPr>
+        <w:t xml:space="preserve">nommés (« </w:t>
+      </w:r>
+      <w:proofErr w:type="gramEnd"/>
+      <w:r>
+        <w:rPr>
+          <w:color w:val="000000"/>
+        </w:rPr>
+        <w:t xml:space="preserve">Publier une ressource », « Télécharger », « </w:t>
+      </w:r>
+      <w:proofErr w:type="gramStart"/>
+      <w:r>
+        <w:rPr>
+          <w:color w:val="000000"/>
+        </w:rPr>
+        <w:t>Commenter »)</w:t>
+      </w:r>
+      <w:proofErr w:type="gramEnd"/>
+      <w:r>
+        <w:rPr>
+          <w:color w:val="000000"/>
+        </w:rPr>
+        <w:t xml:space="preserve">. Le principe de visibilité apparaît dans l’affichage systématique d’un badge filière coloré sur chaque ressource, ce qui </w:t>
       </w:r>
       <w:proofErr w:type="spellStart"/>
       <w:r>
@@ -22655,7 +23191,7 @@
           <w:color w:val="000000"/>
           <w:sz w:val="28"/>
         </w:rPr>
-        <w:t>CHAPITRE II : CONTEXTE DE L’ÉTUDE</w:t>
+        <w:t>CHAPITRE II: CONTEXTE DE L’ÉTUDE</w:t>
       </w:r>
       <w:bookmarkEnd w:id="33"/>
       <w:bookmarkEnd w:id="34"/>
@@ -22692,7 +23228,35 @@
         <w:rPr>
           <w:color w:val="000000"/>
         </w:rPr>
-        <w:t xml:space="preserve"> I a posé les bases théoriques du projet, le Chapitre II le replace dans la réalité du terrain. Il est en effet nécessaire de comprendre le contexte dans lequel s’inscrit la plateforme AFI pour juger de la pertinence des choix de conception et de l’adéquation de la solution aux besoins réels des utilisateurs. Ce chapitre est organisé en deux parties. La première adopte une vision générale des dynamiques de numérisation de l’enseignement supérieur en Afrique subsaharienne. La seconde se concentre sur le contexte propre à l’AFI, à travers un diagnostic des pratiques actuelles, des difficultés constatées et des </w:t>
+        <w:t xml:space="preserve"> I </w:t>
+      </w:r>
+      <w:proofErr w:type="gramStart"/>
+      <w:r>
+        <w:rPr>
+          <w:color w:val="000000"/>
+        </w:rPr>
+        <w:t>a</w:t>
+      </w:r>
+      <w:proofErr w:type="gramEnd"/>
+      <w:r>
+        <w:rPr>
+          <w:color w:val="000000"/>
+        </w:rPr>
+        <w:t xml:space="preserve"> posé les bases théoriques du projet, le Chapitre II le replace dans la réalité du terrain. Il est en effet nécessaire de comprendre le contexte dans lequel s’inscrit la plateforme AFI pour juger de la pertinence des choix de conception et de l’adéquation de la solution aux besoins réels des utilisateurs. Ce chapitre est organisé en deux parties. La première adopte une vision générale des dynamiques de numérisation de l’enseignement supérieur en Afrique subsaharienne. La seconde se concentre sur le contexte propre à l’AFI, à travers </w:t>
+      </w:r>
+      <w:proofErr w:type="gramStart"/>
+      <w:r>
+        <w:rPr>
+          <w:color w:val="000000"/>
+        </w:rPr>
+        <w:t>un diagnostic</w:t>
+      </w:r>
+      <w:proofErr w:type="gramEnd"/>
+      <w:r>
+        <w:rPr>
+          <w:color w:val="000000"/>
+        </w:rPr>
+        <w:t xml:space="preserve"> des pratiques actuelles, des difficultés constatées et des </w:t>
       </w:r>
       <w:proofErr w:type="spellStart"/>
       <w:r>
@@ -23238,7 +23802,21 @@
         <w:rPr>
           <w:color w:val="000000"/>
         </w:rPr>
-        <w:t xml:space="preserve"> par l’AFI-L’UE sont les suivantes : BAF (Banque-Assurance-Finance), GSE (Gestion et Sciences de l’Entreprise / Commerce), GRH (Gestion des Ressources Humaines), IR/DevWEB (Informatique et Réseaux / Développement Web), MJF (Management Juridique et Fiscal), MMC (Marketing, Management et Communication), MAI (Master en Administration et Ingénierie), GL (Génie Logiciel), ainsi que les autres filières de l’établissement réparties selon les niveaux concernés. Cette diversité disciplinaire représente une vraie richesse institutionnelle. Elle peut favoriser des échanges de savoirs et de compétences entre filières, à condition que les cloisonnements soient levés. La plateforme développée dans le cadre de ce mémoire a justement été pensée pour valoriser cette richesse.</w:t>
+        <w:t xml:space="preserve"> par l’AFI-L’UE sont les </w:t>
+      </w:r>
+      <w:proofErr w:type="gramStart"/>
+      <w:r>
+        <w:rPr>
+          <w:color w:val="000000"/>
+        </w:rPr>
+        <w:t>suivantes :</w:t>
+      </w:r>
+      <w:proofErr w:type="gramEnd"/>
+      <w:r>
+        <w:rPr>
+          <w:color w:val="000000"/>
+        </w:rPr>
+        <w:t xml:space="preserve"> BAF (Banque-Assurance-Finance), GSE (Gestion et Sciences de l’Entreprise / Commerce), GRH (Gestion des Ressources Humaines), IR/DevWEB (Informatique et Réseaux / Développement Web), MJF (Management Juridique et Fiscal), MMC (Marketing, Management et Communication), MAI (Master en Administration et Ingénierie), GL (Génie Logiciel), ainsi que les autres filières de l’établissement réparties selon les niveaux concernés. Cette diversité disciplinaire représente une vraie richesse institutionnelle. Elle peut favoriser des échanges de savoirs et de compétences entre filières, à condition que les cloisonnements soient levés. La plateforme développée dans le cadre de ce mémoire a justement été pensée pour valoriser cette richesse.</w:t>
       </w:r>
     </w:p>
     <w:p>
@@ -23964,6 +24542,14 @@
       </w:r>
       <w:bookmarkEnd w:id="49"/>
       <w:bookmarkEnd w:id="50"/>
+      <w:r>
+        <w:rPr>
+          <w:rFonts w:ascii="Times New Roman" w:hAnsi="Times New Roman"/>
+          <w:color w:val="000000"/>
+          <w:sz w:val="28"/>
+        </w:rPr>
+        <w:t xml:space="preserve"> ET ANALYTIQUE</w:t>
+      </w:r>
     </w:p>
     <w:p>
       <w:pPr>
@@ -23980,7 +24566,7 @@
           <w:color w:val="000000"/>
           <w:sz w:val="28"/>
         </w:rPr>
-        <w:t>CHAPITRE III : CADRE MÉTHODOLOGIQUE</w:t>
+        <w:t>CHAPITRE III: CADRE MÉTHODOLOGIQUE</w:t>
       </w:r>
       <w:bookmarkEnd w:id="51"/>
       <w:bookmarkEnd w:id="52"/>
@@ -24058,7 +24644,47 @@
         <w:rPr>
           <w:color w:val="000000"/>
         </w:rPr>
-        <w:t>La modélisation du système repose entièrement sur le langage UML (Unified Modeling Language), standard international de lʼObject Management Group (OMG). Ce choix est cohérent avec la nature du projet : la plateforme AFI est développée avec Laravel 11, framework orienté objet dont les modèles Eloquent, les relations entre entités et les mécanismes de sécurité (Policies, Sanctum) sʼexpriment naturellement à travers les notations UML — diagramme de classes, diagrammes de séquence et diagramme de cas dʼutilisation. Lʼusage exclusif dʼUML assure une cohérence totale entre la conception et le code produit, tout en évitant une rupture entre deux langages de modélisation différents (Roques, 2011).</w:t>
+        <w:t xml:space="preserve">La modélisation du système repose entièrement sur le langage UML (Unified Modeling Language), standard international de lʼObject Management Group (OMG). Ce choix est cohérent avec la nature du </w:t>
+      </w:r>
+      <w:proofErr w:type="gramStart"/>
+      <w:r>
+        <w:rPr>
+          <w:color w:val="000000"/>
+        </w:rPr>
+        <w:t>projet :</w:t>
+      </w:r>
+      <w:proofErr w:type="gramEnd"/>
+      <w:r>
+        <w:rPr>
+          <w:color w:val="000000"/>
+        </w:rPr>
+        <w:t xml:space="preserve"> la plateforme AFI est développée avec Laravel 11, framework orienté objet dont les modèles Eloquent, les relations entre entités et les mécanismes de sécurité (Policies, Sanctum) sʼexpriment naturellement à travers les notations UML</w:t>
+      </w:r>
+      <w:r>
+        <w:rPr>
+          <w:color w:val="000000"/>
+        </w:rPr>
+        <w:t>,</w:t>
+      </w:r>
+      <w:r>
+        <w:rPr>
+          <w:color w:val="000000"/>
+        </w:rPr>
+        <w:t xml:space="preserve"> </w:t>
+      </w:r>
+      <w:proofErr w:type="spellStart"/>
+      <w:r>
+        <w:rPr>
+          <w:color w:val="000000"/>
+        </w:rPr>
+        <w:t>diagramme</w:t>
+      </w:r>
+      <w:proofErr w:type="spellEnd"/>
+      <w:r>
+        <w:rPr>
+          <w:color w:val="000000"/>
+        </w:rPr>
+        <w:t xml:space="preserve"> de classes, diagrammes de séquence et diagramme de cas dʼutilisation. Lʼusage exclusif dʼUML assure une cohérence totale entre la conception et le code produit, tout en évitant une rupture entre deux langages de modélisation différents (Roques, 2011).</w:t>
       </w:r>
     </w:p>
     <w:p>
@@ -24079,49 +24705,105 @@
         <w:pStyle w:val="Corpsdetexte"/>
         <w:spacing w:after="120" w:line="360" w:lineRule="auto"/>
         <w:jc w:val="both"/>
-      </w:pPr>
-      <w:r>
-        <w:rPr>
-          <w:color w:val="000000"/>
-        </w:rPr>
-        <w:t>Ce chapitre est structuré en deux parties complémentaires. La première porte sur lʼimplémentation et lʼévaluation des modèles : diagramme de classes, schéma de base de données, diagramme de composants, diagramme de cas dʼutilisation, diagrammes de séquence, maquettes et matrice des droits. La seconde présente la collecte et le traitement des données auprès des utilisateurs, lʼapplication de la méthode Agile Scrum et lʼenvironnement technique de développement et de déploiement.</w:t>
-      </w:r>
+        <w:rPr>
+          <w:color w:val="000000"/>
+        </w:rPr>
+      </w:pPr>
+      <w:r>
+        <w:rPr>
+          <w:color w:val="000000"/>
+        </w:rPr>
+        <w:t xml:space="preserve">Ce chapitre est structuré en deux parties complémentaires. La première porte sur lʼimplémentation et lʼévaluation des modèles : diagramme de classes, schéma de base de données, diagramme de composants, diagramme de cas dʼutilisation, diagrammes de séquence, maquettes et matrice des droits. La seconde présente la collecte et le traitement des données auprès des utilisateurs, lʼapplication de la méthode Agile Scrum et lʼenvironnement technique de </w:t>
+      </w:r>
+      <w:proofErr w:type="spellStart"/>
+      <w:r>
+        <w:rPr>
+          <w:color w:val="000000"/>
+        </w:rPr>
+        <w:t>développement</w:t>
+      </w:r>
+      <w:proofErr w:type="spellEnd"/>
+      <w:r>
+        <w:rPr>
+          <w:color w:val="000000"/>
+        </w:rPr>
+        <w:t xml:space="preserve"> et de </w:t>
+      </w:r>
+      <w:proofErr w:type="spellStart"/>
+      <w:r>
+        <w:rPr>
+          <w:color w:val="000000"/>
+        </w:rPr>
+        <w:t>déploiement</w:t>
+      </w:r>
+      <w:proofErr w:type="spellEnd"/>
+      <w:r>
+        <w:rPr>
+          <w:color w:val="000000"/>
+        </w:rPr>
+        <w:t>.</w:t>
+      </w:r>
+      <w:bookmarkStart w:id="53" w:name="X21d42d805cd5c71e2f431f15c0bc41137f6befe"/>
+      <w:bookmarkStart w:id="54" w:name="_Toc234982508"/>
+    </w:p>
+    <w:p>
+      <w:pPr>
+        <w:pStyle w:val="Corpsdetexte"/>
+        <w:spacing w:after="120" w:line="360" w:lineRule="auto"/>
+        <w:jc w:val="both"/>
+      </w:pPr>
     </w:p>
     <w:p>
       <w:pPr>
         <w:pStyle w:val="Titre2"/>
         <w:spacing w:before="160" w:after="80" w:line="276" w:lineRule="auto"/>
       </w:pPr>
-      <w:bookmarkStart w:id="53" w:name="X15a5da692c4d414992d8cb73e433033a10767e9"/>
-      <w:bookmarkStart w:id="54" w:name="_Toc234982507"/>
       <w:r>
         <w:rPr>
           <w:rFonts w:ascii="Times New Roman" w:hAnsi="Times New Roman"/>
           <w:color w:val="000000"/>
           <w:sz w:val="26"/>
         </w:rPr>
-        <w:t>Section 1 : Implémentation et évaluation des modèles</w:t>
+        <w:t xml:space="preserve">Section 1: </w:t>
+      </w:r>
+      <w:proofErr w:type="spellStart"/>
+      <w:r>
+        <w:rPr>
+          <w:rFonts w:ascii="Times New Roman" w:hAnsi="Times New Roman"/>
+          <w:color w:val="000000"/>
+          <w:sz w:val="26"/>
+        </w:rPr>
+        <w:t>Implémentation</w:t>
+      </w:r>
+      <w:proofErr w:type="spellEnd"/>
+      <w:r>
+        <w:rPr>
+          <w:rFonts w:ascii="Times New Roman" w:hAnsi="Times New Roman"/>
+          <w:color w:val="000000"/>
+          <w:sz w:val="26"/>
+        </w:rPr>
+        <w:t xml:space="preserve"> et </w:t>
+      </w:r>
+      <w:proofErr w:type="spellStart"/>
+      <w:r>
+        <w:rPr>
+          <w:rFonts w:ascii="Times New Roman" w:hAnsi="Times New Roman"/>
+          <w:color w:val="000000"/>
+          <w:sz w:val="26"/>
+        </w:rPr>
+        <w:t>évaluation</w:t>
+      </w:r>
+      <w:proofErr w:type="spellEnd"/>
+      <w:r>
+        <w:rPr>
+          <w:rFonts w:ascii="Times New Roman" w:hAnsi="Times New Roman"/>
+          <w:color w:val="000000"/>
+          <w:sz w:val="26"/>
+        </w:rPr>
+        <w:t xml:space="preserve"> des modèles</w:t>
       </w:r>
       <w:bookmarkEnd w:id="53"/>
       <w:bookmarkEnd w:id="54"/>
-    </w:p>
-    <w:p>
-      <w:pPr>
-        <w:pStyle w:val="Titre2"/>
-        <w:spacing w:before="160" w:after="80" w:line="276" w:lineRule="auto"/>
-      </w:pPr>
-      <w:bookmarkStart w:id="55" w:name="X21d42d805cd5c71e2f431f15c0bc41137f6befe"/>
-      <w:bookmarkStart w:id="56" w:name="_Toc234982508"/>
-      <w:r>
-        <w:rPr>
-          <w:rFonts w:ascii="Times New Roman" w:hAnsi="Times New Roman"/>
-          <w:color w:val="000000"/>
-          <w:sz w:val="26"/>
-        </w:rPr>
-        <w:t>Section 1 : Implémentation et évaluation des modèles</w:t>
-      </w:r>
-      <w:bookmarkEnd w:id="55"/>
-      <w:bookmarkEnd w:id="56"/>
     </w:p>
     <w:p>
       <w:pPr>
@@ -24141,8 +24823,8 @@
         <w:pStyle w:val="Titre3"/>
         <w:spacing w:before="120" w:after="60" w:line="276" w:lineRule="auto"/>
       </w:pPr>
-      <w:bookmarkStart w:id="57" w:name="Xb46b1f6eb90b9020d3f9ac1cd5cba42dd6a4998"/>
-      <w:bookmarkStart w:id="58" w:name="_Toc234982509"/>
+      <w:bookmarkStart w:id="55" w:name="Xb46b1f6eb90b9020d3f9ac1cd5cba42dd6a4998"/>
+      <w:bookmarkStart w:id="56" w:name="_Toc234982509"/>
       <w:r>
         <w:rPr>
           <w:rFonts w:ascii="Times New Roman" w:hAnsi="Times New Roman"/>
@@ -24150,8 +24832,8 @@
         </w:rPr>
         <w:t>1.1 Diagramme de classes — structure des données et relations Eloquent</w:t>
       </w:r>
-      <w:bookmarkEnd w:id="57"/>
-      <w:bookmarkEnd w:id="58"/>
+      <w:bookmarkEnd w:id="55"/>
+      <w:bookmarkEnd w:id="56"/>
     </w:p>
     <w:p>
       <w:pPr>
@@ -24202,7 +24884,105 @@
         <w:rPr>
           <w:color w:val="000000"/>
         </w:rPr>
-        <w:t>— Filiere : représente lʼune des douze filières de lʼAFI, identifiées par leur code : MAI, BAF, GSE, TL, MMC, QHSE, GRH, DWMD, GL, SRT, MJF et LEA. Elle occupe le sommet de la hiérarchie pédagogique et possède un attribut couleur (chaîne hexadécimale) utilisé pour le badge visuel dans lʼinterface. Elle expose les méthodes niveaux() [hasMany] et users()</w:t>
+        <w:t xml:space="preserve">— </w:t>
+      </w:r>
+      <w:proofErr w:type="gramStart"/>
+      <w:r>
+        <w:rPr>
+          <w:color w:val="000000"/>
+        </w:rPr>
+        <w:t>Filiere :</w:t>
+      </w:r>
+      <w:proofErr w:type="gramEnd"/>
+      <w:r>
+        <w:rPr>
+          <w:color w:val="000000"/>
+        </w:rPr>
+        <w:t xml:space="preserve"> </w:t>
+      </w:r>
+      <w:proofErr w:type="spellStart"/>
+      <w:r>
+        <w:rPr>
+          <w:color w:val="000000"/>
+        </w:rPr>
+        <w:t>représente</w:t>
+      </w:r>
+      <w:proofErr w:type="spellEnd"/>
+      <w:r>
+        <w:rPr>
+          <w:color w:val="000000"/>
+        </w:rPr>
+        <w:t xml:space="preserve"> </w:t>
+      </w:r>
+      <w:proofErr w:type="spellStart"/>
+      <w:r>
+        <w:rPr>
+          <w:color w:val="000000"/>
+        </w:rPr>
+        <w:t>lʼune</w:t>
+      </w:r>
+      <w:proofErr w:type="spellEnd"/>
+      <w:r>
+        <w:rPr>
+          <w:color w:val="000000"/>
+        </w:rPr>
+        <w:t xml:space="preserve"> des </w:t>
+      </w:r>
+      <w:proofErr w:type="spellStart"/>
+      <w:r>
+        <w:rPr>
+          <w:color w:val="000000"/>
+        </w:rPr>
+        <w:t>diverses</w:t>
+      </w:r>
+      <w:proofErr w:type="spellEnd"/>
+      <w:r>
+        <w:rPr>
+          <w:color w:val="000000"/>
+        </w:rPr>
+        <w:t xml:space="preserve"> </w:t>
+      </w:r>
+      <w:proofErr w:type="spellStart"/>
+      <w:r>
+        <w:rPr>
+          <w:color w:val="000000"/>
+        </w:rPr>
+        <w:t>filières</w:t>
+      </w:r>
+      <w:proofErr w:type="spellEnd"/>
+      <w:r>
+        <w:rPr>
+          <w:color w:val="000000"/>
+        </w:rPr>
+        <w:t xml:space="preserve"> de </w:t>
+      </w:r>
+      <w:proofErr w:type="spellStart"/>
+      <w:r>
+        <w:rPr>
+          <w:color w:val="000000"/>
+        </w:rPr>
+        <w:t>lʼAFI</w:t>
+      </w:r>
+      <w:proofErr w:type="spellEnd"/>
+      <w:r>
+        <w:rPr>
+          <w:color w:val="000000"/>
+        </w:rPr>
+        <w:t xml:space="preserve">, identifiées par leur </w:t>
+      </w:r>
+      <w:proofErr w:type="gramStart"/>
+      <w:r>
+        <w:rPr>
+          <w:color w:val="000000"/>
+        </w:rPr>
+        <w:t>code :</w:t>
+      </w:r>
+      <w:proofErr w:type="gramEnd"/>
+      <w:r>
+        <w:rPr>
+          <w:color w:val="000000"/>
+        </w:rPr>
+        <w:t xml:space="preserve"> MAI, BAF, GSE, TL, MMC, QHSE, GRH, DWMD, GL, SRT, MJF et LEA. Elle occupe le sommet de la hiérarchie pédagogique et possède un attribut couleur (chaîne hexadécimale) utilisé pour le badge visuel dans lʼinterface. Elle expose les méthodes niveaux() [hasMany] et users()</w:t>
       </w:r>
     </w:p>
     <w:p>
@@ -24254,7 +25034,123 @@
         <w:rPr>
           <w:color w:val="000000"/>
         </w:rPr>
-        <w:t>— Commentaire : matérialise lʼinteraction sociale entre utilisateurs autour dʼune ressource, dans lʼesprit socioconstructiviste de Vygotsky (1978). Elle comprend les attributs contenu, ressource_id et user_id, sans contrainte de filière : tout utilisateur authentifié peut commenter toute ressource, quelle que soit sa filière. Elle expose les méthodes ressource() [belongsTo] et auteur() [belongsTo].</w:t>
+        <w:t xml:space="preserve">— Commentaire : matérialise lʼinteraction sociale entre utilisateurs autour dʼune ressource, dans lʼesprit socioconstructiviste de Vygotsky (1978). Elle comprend les attributs contenu, ressource_id et user_id, sans contrainte de </w:t>
+      </w:r>
+      <w:proofErr w:type="gramStart"/>
+      <w:r>
+        <w:rPr>
+          <w:color w:val="000000"/>
+        </w:rPr>
+        <w:t>filière :</w:t>
+      </w:r>
+      <w:proofErr w:type="gramEnd"/>
+      <w:r>
+        <w:rPr>
+          <w:color w:val="000000"/>
+        </w:rPr>
+        <w:t xml:space="preserve"> tout utilisateur authentifié </w:t>
+      </w:r>
+      <w:proofErr w:type="spellStart"/>
+      <w:r>
+        <w:rPr>
+          <w:color w:val="000000"/>
+        </w:rPr>
+        <w:t>peut</w:t>
+      </w:r>
+      <w:proofErr w:type="spellEnd"/>
+      <w:r>
+        <w:rPr>
+          <w:color w:val="000000"/>
+        </w:rPr>
+        <w:t xml:space="preserve"> commenter toute </w:t>
+      </w:r>
+      <w:r>
+        <w:rPr>
+          <w:color w:val="000000"/>
+        </w:rPr>
+        <w:t xml:space="preserve">resource </w:t>
+      </w:r>
+      <w:proofErr w:type="spellStart"/>
+      <w:r>
+        <w:rPr>
+          <w:color w:val="000000"/>
+        </w:rPr>
+        <w:t>ratachée</w:t>
+      </w:r>
+      <w:proofErr w:type="spellEnd"/>
+      <w:r>
+        <w:rPr>
+          <w:color w:val="000000"/>
+        </w:rPr>
+        <w:t xml:space="preserve"> à </w:t>
+      </w:r>
+      <w:proofErr w:type="spellStart"/>
+      <w:r>
+        <w:rPr>
+          <w:color w:val="000000"/>
+        </w:rPr>
+        <w:t>sa</w:t>
+      </w:r>
+      <w:proofErr w:type="spellEnd"/>
+      <w:r>
+        <w:rPr>
+          <w:color w:val="000000"/>
+        </w:rPr>
+        <w:t xml:space="preserve"> </w:t>
+      </w:r>
+      <w:proofErr w:type="spellStart"/>
+      <w:r>
+        <w:rPr>
+          <w:color w:val="000000"/>
+        </w:rPr>
+        <w:t>filière</w:t>
+      </w:r>
+      <w:proofErr w:type="spellEnd"/>
+      <w:r>
+        <w:rPr>
+          <w:color w:val="000000"/>
+        </w:rPr>
+        <w:t xml:space="preserve">, quelle </w:t>
+      </w:r>
+      <w:proofErr w:type="spellStart"/>
+      <w:r>
+        <w:rPr>
+          <w:color w:val="000000"/>
+        </w:rPr>
+        <w:t>que</w:t>
+      </w:r>
+      <w:proofErr w:type="spellEnd"/>
+      <w:r>
+        <w:rPr>
+          <w:color w:val="000000"/>
+        </w:rPr>
+        <w:t xml:space="preserve"> soit </w:t>
+      </w:r>
+      <w:r>
+        <w:rPr>
+          <w:color w:val="000000"/>
+        </w:rPr>
+        <w:t>son</w:t>
+      </w:r>
+      <w:r>
+        <w:rPr>
+          <w:color w:val="000000"/>
+        </w:rPr>
+        <w:t xml:space="preserve"> </w:t>
+      </w:r>
+      <w:proofErr w:type="spellStart"/>
+      <w:r>
+        <w:rPr>
+          <w:color w:val="000000"/>
+        </w:rPr>
+        <w:t>niveau</w:t>
+      </w:r>
+      <w:proofErr w:type="spellEnd"/>
+      <w:r>
+        <w:rPr>
+          <w:color w:val="000000"/>
+        </w:rPr>
+        <w:t>. Elle expose les méthodes ressource() [belongsTo] et auteur() [belongsTo].</w:t>
       </w:r>
     </w:p>
     <w:p>
@@ -24321,22 +25217,47 @@
         <w:pStyle w:val="FirstParagraph"/>
         <w:spacing w:after="120" w:line="360" w:lineRule="auto"/>
         <w:jc w:val="both"/>
-      </w:pPr>
-      <w:r>
         <w:rPr>
           <w:i/>
           <w:color w:val="000000"/>
         </w:rPr>
-        <w:t>Figure 3.1 : Diagramme de classes UML – Plateforme AFI (6 classes, relations Eloquent, sans attribut statut). Source : auteur, 2026.</w:t>
-      </w:r>
+      </w:pPr>
+      <w:r>
+        <w:rPr>
+          <w:i/>
+          <w:color w:val="000000"/>
+        </w:rPr>
+        <w:t xml:space="preserve">Figure 3.1 : Diagramme de classes UML – Plateforme AFI (6 classes, relations Eloquent, sans attribut statut). </w:t>
+      </w:r>
+      <w:proofErr w:type="gramStart"/>
+      <w:r>
+        <w:rPr>
+          <w:i/>
+          <w:color w:val="000000"/>
+        </w:rPr>
+        <w:t>Source :</w:t>
+      </w:r>
+      <w:proofErr w:type="gramEnd"/>
+      <w:r>
+        <w:rPr>
+          <w:i/>
+          <w:color w:val="000000"/>
+        </w:rPr>
+        <w:t xml:space="preserve"> auteur, 2026.</w:t>
+      </w:r>
+    </w:p>
+    <w:p>
+      <w:pPr>
+        <w:pStyle w:val="Corpsdetexte"/>
+      </w:pPr>
     </w:p>
     <w:p>
       <w:pPr>
         <w:pStyle w:val="Titre3"/>
         <w:spacing w:before="120" w:after="60" w:line="276" w:lineRule="auto"/>
       </w:pPr>
-      <w:bookmarkStart w:id="59" w:name="Xec97d9664e75880e794bcfdbbaea6697a5832b4"/>
-      <w:bookmarkStart w:id="60" w:name="_Toc234982510"/>
+      <w:bookmarkStart w:id="57" w:name="Xec97d9664e75880e794bcfdbbaea6697a5832b4"/>
+      <w:bookmarkStart w:id="58" w:name="_Toc234982510"/>
       <w:r>
         <w:rPr>
           <w:rFonts w:ascii="Times New Roman" w:hAnsi="Times New Roman"/>
@@ -24344,8 +25265,8 @@
         </w:rPr>
         <w:t>1.2 Schéma de la base de données — dérivé du diagramme de classes</w:t>
       </w:r>
-      <w:bookmarkEnd w:id="59"/>
-      <w:bookmarkEnd w:id="60"/>
+      <w:bookmarkEnd w:id="57"/>
+      <w:bookmarkEnd w:id="58"/>
     </w:p>
     <w:p>
       <w:pPr>
@@ -24451,8 +25372,8 @@
         <w:pStyle w:val="Titre3"/>
         <w:spacing w:before="120" w:after="60" w:line="276" w:lineRule="auto"/>
       </w:pPr>
-      <w:bookmarkStart w:id="61" w:name="Xf75544e9317ff1868b1fa3d980f2807821b3d11"/>
-      <w:bookmarkStart w:id="62" w:name="_Toc234982511"/>
+      <w:bookmarkStart w:id="59" w:name="Xf75544e9317ff1868b1fa3d980f2807821b3d11"/>
+      <w:bookmarkStart w:id="60" w:name="_Toc234982511"/>
       <w:r>
         <w:rPr>
           <w:rFonts w:ascii="Times New Roman" w:hAnsi="Times New Roman"/>
@@ -24460,8 +25381,8 @@
         </w:rPr>
         <w:t>1.3 Diagramme de composants — architecture logicielle Laravel / React / React</w:t>
       </w:r>
-      <w:bookmarkEnd w:id="61"/>
-      <w:bookmarkEnd w:id="62"/>
+      <w:bookmarkEnd w:id="59"/>
+      <w:bookmarkEnd w:id="60"/>
     </w:p>
     <w:p>
       <w:pPr>
@@ -24572,8 +25493,8 @@
         <w:pStyle w:val="Titre3"/>
         <w:spacing w:before="120" w:after="60" w:line="276" w:lineRule="auto"/>
       </w:pPr>
-      <w:bookmarkStart w:id="63" w:name="diagramme-de-cas-dʼutilisation"/>
-      <w:bookmarkStart w:id="64" w:name="_Toc234982512"/>
+      <w:bookmarkStart w:id="61" w:name="diagramme-de-cas-dʼutilisation"/>
+      <w:bookmarkStart w:id="62" w:name="_Toc234982512"/>
       <w:r>
         <w:rPr>
           <w:rFonts w:ascii="Times New Roman" w:hAnsi="Times New Roman"/>
@@ -24581,8 +25502,8 @@
         </w:rPr>
         <w:t>1.4 Diagramme de cas dʼutilisation</w:t>
       </w:r>
-      <w:bookmarkEnd w:id="63"/>
-      <w:bookmarkEnd w:id="64"/>
+      <w:bookmarkEnd w:id="61"/>
+      <w:bookmarkEnd w:id="62"/>
     </w:p>
     <w:p>
       <w:pPr>
@@ -24714,8 +25635,8 @@
         <w:pStyle w:val="Titre3"/>
         <w:spacing w:before="120" w:after="60" w:line="276" w:lineRule="auto"/>
       </w:pPr>
-      <w:bookmarkStart w:id="65" w:name="X4cdf5e216d71a186415017c7f51436ecf8e75ae"/>
-      <w:bookmarkStart w:id="66" w:name="_Toc234982513"/>
+      <w:bookmarkStart w:id="63" w:name="X4cdf5e216d71a186415017c7f51436ecf8e75ae"/>
+      <w:bookmarkStart w:id="64" w:name="_Toc234982513"/>
       <w:r>
         <w:rPr>
           <w:rFonts w:ascii="Times New Roman" w:hAnsi="Times New Roman"/>
@@ -24723,8 +25644,8 @@
         </w:rPr>
         <w:t>1.5 Diagramme de classes détaillé — attributs, méthodes et relations Eloquent</w:t>
       </w:r>
-      <w:bookmarkEnd w:id="65"/>
-      <w:bookmarkEnd w:id="66"/>
+      <w:bookmarkEnd w:id="63"/>
+      <w:bookmarkEnd w:id="64"/>
     </w:p>
     <w:p>
       <w:pPr>
@@ -24829,8 +25750,8 @@
         <w:pStyle w:val="Titre3"/>
         <w:spacing w:before="120" w:after="60" w:line="276" w:lineRule="auto"/>
       </w:pPr>
-      <w:bookmarkStart w:id="67" w:name="X9cb094f770029b1080e6b610921367a556144cb"/>
-      <w:bookmarkStart w:id="68" w:name="_Toc234982514"/>
+      <w:bookmarkStart w:id="65" w:name="X9cb094f770029b1080e6b610921367a556144cb"/>
+      <w:bookmarkStart w:id="66" w:name="_Toc234982514"/>
       <w:r>
         <w:rPr>
           <w:rFonts w:ascii="Times New Roman" w:hAnsi="Times New Roman"/>
@@ -24838,8 +25759,8 @@
         </w:rPr>
         <w:t>1.6 Diagrammes de séquence — Authentification · Publication directe ·</w:t>
       </w:r>
-      <w:bookmarkEnd w:id="67"/>
-      <w:bookmarkEnd w:id="68"/>
+      <w:bookmarkEnd w:id="65"/>
+      <w:bookmarkEnd w:id="66"/>
     </w:p>
     <w:p>
       <w:pPr>
@@ -24937,8 +25858,8 @@
         <w:pStyle w:val="Titre3"/>
         <w:spacing w:before="120" w:after="60" w:line="276" w:lineRule="auto"/>
       </w:pPr>
-      <w:bookmarkStart w:id="69" w:name="maquettes-et-prototype-dʼinterface"/>
-      <w:bookmarkStart w:id="70" w:name="_Toc234982515"/>
+      <w:bookmarkStart w:id="67" w:name="maquettes-et-prototype-dʼinterface"/>
+      <w:bookmarkStart w:id="68" w:name="_Toc234982515"/>
       <w:r>
         <w:rPr>
           <w:rFonts w:ascii="Times New Roman" w:hAnsi="Times New Roman"/>
@@ -24946,8 +25867,8 @@
         </w:rPr>
         <w:t>1.7 Maquettes et prototype dʼinterface</w:t>
       </w:r>
-      <w:bookmarkEnd w:id="69"/>
-      <w:bookmarkEnd w:id="70"/>
+      <w:bookmarkEnd w:id="67"/>
+      <w:bookmarkEnd w:id="68"/>
     </w:p>
     <w:p>
       <w:pPr>
@@ -25000,8 +25921,8 @@
         <w:pStyle w:val="Titre3"/>
         <w:spacing w:before="120" w:after="60" w:line="276" w:lineRule="auto"/>
       </w:pPr>
-      <w:bookmarkStart w:id="71" w:name="Xb45e7963c14e4da5788f1ce68047893ace144f2"/>
-      <w:bookmarkStart w:id="72" w:name="_Toc234982516"/>
+      <w:bookmarkStart w:id="69" w:name="Xb45e7963c14e4da5788f1ce68047893ace144f2"/>
+      <w:bookmarkStart w:id="70" w:name="_Toc234982516"/>
       <w:r>
         <w:rPr>
           <w:rFonts w:ascii="Times New Roman" w:hAnsi="Times New Roman"/>
@@ -25009,8 +25930,8 @@
         </w:rPr>
         <w:t>1.8 Acteurs et matrice des droits — Administrateur, Délégué, Étudiant</w:t>
       </w:r>
-      <w:bookmarkEnd w:id="71"/>
-      <w:bookmarkEnd w:id="72"/>
+      <w:bookmarkEnd w:id="69"/>
+      <w:bookmarkEnd w:id="70"/>
     </w:p>
     <w:p>
       <w:pPr>
@@ -26582,8 +27503,26 @@
         <w:pStyle w:val="Titre2"/>
         <w:spacing w:before="160" w:after="80" w:line="276" w:lineRule="auto"/>
       </w:pPr>
-      <w:bookmarkStart w:id="73" w:name="Xe3d28d438e54adee718014226975754141111b9"/>
-      <w:bookmarkStart w:id="74" w:name="_Toc234982517"/>
+      <w:bookmarkStart w:id="71" w:name="Xe3d28d438e54adee718014226975754141111b9"/>
+      <w:bookmarkStart w:id="72" w:name="_Toc234982517"/>
+      <w:r>
+        <w:rPr>
+          <w:rFonts w:ascii="Times New Roman" w:hAnsi="Times New Roman"/>
+          <w:color w:val="000000"/>
+          <w:sz w:val="26"/>
+        </w:rPr>
+        <w:t>Section 2 : Présentation et traitement des données</w:t>
+      </w:r>
+      <w:bookmarkEnd w:id="71"/>
+      <w:bookmarkEnd w:id="72"/>
+    </w:p>
+    <w:p>
+      <w:pPr>
+        <w:pStyle w:val="Titre2"/>
+        <w:spacing w:before="160" w:after="80" w:line="276" w:lineRule="auto"/>
+      </w:pPr>
+      <w:bookmarkStart w:id="73" w:name="Xfbcd405934ff0c166385a45218a4507d8c30812"/>
+      <w:bookmarkStart w:id="74" w:name="_Toc234982518"/>
       <w:r>
         <w:rPr>
           <w:rFonts w:ascii="Times New Roman" w:hAnsi="Times New Roman"/>
@@ -26594,24 +27533,6 @@
       </w:r>
       <w:bookmarkEnd w:id="73"/>
       <w:bookmarkEnd w:id="74"/>
-    </w:p>
-    <w:p>
-      <w:pPr>
-        <w:pStyle w:val="Titre2"/>
-        <w:spacing w:before="160" w:after="80" w:line="276" w:lineRule="auto"/>
-      </w:pPr>
-      <w:bookmarkStart w:id="75" w:name="Xfbcd405934ff0c166385a45218a4507d8c30812"/>
-      <w:bookmarkStart w:id="76" w:name="_Toc234982518"/>
-      <w:r>
-        <w:rPr>
-          <w:rFonts w:ascii="Times New Roman" w:hAnsi="Times New Roman"/>
-          <w:color w:val="000000"/>
-          <w:sz w:val="26"/>
-        </w:rPr>
-        <w:t>Section 2 : Présentation et traitement des données</w:t>
-      </w:r>
-      <w:bookmarkEnd w:id="75"/>
-      <w:bookmarkEnd w:id="76"/>
     </w:p>
     <w:p>
       <w:pPr>
@@ -26631,8 +27552,8 @@
         <w:pStyle w:val="Titre3"/>
         <w:spacing w:before="120" w:after="60" w:line="276" w:lineRule="auto"/>
       </w:pPr>
-      <w:bookmarkStart w:id="77" w:name="X51a0ab2b43b3bd6fc485aaa6e0a5a0f377e8d1c"/>
-      <w:bookmarkStart w:id="78" w:name="_Toc234982519"/>
+      <w:bookmarkStart w:id="75" w:name="X51a0ab2b43b3bd6fc485aaa6e0a5a0f377e8d1c"/>
+      <w:bookmarkStart w:id="76" w:name="_Toc234982519"/>
       <w:r>
         <w:rPr>
           <w:rFonts w:ascii="Times New Roman" w:hAnsi="Times New Roman"/>
@@ -26640,8 +27561,8 @@
         </w:rPr>
         <w:t>2.1 Questionnaire utilisateurs — méthodologie et résultats</w:t>
       </w:r>
-      <w:bookmarkEnd w:id="77"/>
-      <w:bookmarkEnd w:id="78"/>
+      <w:bookmarkEnd w:id="75"/>
+      <w:bookmarkEnd w:id="76"/>
     </w:p>
     <w:p>
       <w:pPr>
@@ -26726,8 +27647,8 @@
         <w:pStyle w:val="Titre3"/>
         <w:spacing w:before="120" w:after="60" w:line="276" w:lineRule="auto"/>
       </w:pPr>
-      <w:bookmarkStart w:id="79" w:name="Xc81ff715c5041648a703e1fffb2d1afae82ed71"/>
-      <w:bookmarkStart w:id="80" w:name="_Toc234982520"/>
+      <w:bookmarkStart w:id="77" w:name="Xc81ff715c5041648a703e1fffb2d1afae82ed71"/>
+      <w:bookmarkStart w:id="78" w:name="_Toc234982520"/>
       <w:r>
         <w:rPr>
           <w:rFonts w:ascii="Times New Roman" w:hAnsi="Times New Roman"/>
@@ -26735,8 +27656,8 @@
         </w:rPr>
         <w:t>2.2 Méthode Agile Scrum — organisation en sprints</w:t>
       </w:r>
-      <w:bookmarkEnd w:id="79"/>
-      <w:bookmarkEnd w:id="80"/>
+      <w:bookmarkEnd w:id="77"/>
+      <w:bookmarkEnd w:id="78"/>
     </w:p>
     <w:p>
       <w:pPr>
@@ -27468,8 +28389,8 @@
         <w:pStyle w:val="Titre3"/>
         <w:spacing w:before="120" w:after="60" w:line="276" w:lineRule="auto"/>
       </w:pPr>
-      <w:bookmarkStart w:id="81" w:name="X8f86a791b74f180fbc8dfa1934589ea43b1b253"/>
-      <w:bookmarkStart w:id="82" w:name="_Toc234982521"/>
+      <w:bookmarkStart w:id="79" w:name="X8f86a791b74f180fbc8dfa1934589ea43b1b253"/>
+      <w:bookmarkStart w:id="80" w:name="_Toc234982521"/>
       <w:r>
         <w:rPr>
           <w:rFonts w:ascii="Times New Roman" w:hAnsi="Times New Roman"/>
@@ -27477,8 +28398,8 @@
         </w:rPr>
         <w:t>2.3 Environnement de développement et de déploiement</w:t>
       </w:r>
-      <w:bookmarkEnd w:id="81"/>
-      <w:bookmarkEnd w:id="82"/>
+      <w:bookmarkEnd w:id="79"/>
+      <w:bookmarkEnd w:id="80"/>
     </w:p>
     <w:p>
       <w:pPr>
@@ -28503,8 +29424,8 @@
         <w:pStyle w:val="Titre3"/>
         <w:spacing w:before="120" w:after="60" w:line="276" w:lineRule="auto"/>
       </w:pPr>
-      <w:bookmarkStart w:id="83" w:name="conclusion-du-chapitre-iii"/>
-      <w:bookmarkStart w:id="84" w:name="_Toc234982522"/>
+      <w:bookmarkStart w:id="81" w:name="conclusion-du-chapitre-iii"/>
+      <w:bookmarkStart w:id="82" w:name="_Toc234982522"/>
       <w:r>
         <w:rPr>
           <w:rFonts w:ascii="Times New Roman" w:hAnsi="Times New Roman"/>
@@ -28512,8 +29433,8 @@
         </w:rPr>
         <w:t>Conclusion du chapitre III</w:t>
       </w:r>
-      <w:bookmarkEnd w:id="83"/>
-      <w:bookmarkEnd w:id="84"/>
+      <w:bookmarkEnd w:id="81"/>
+      <w:bookmarkEnd w:id="82"/>
     </w:p>
     <w:p>
       <w:pPr>
@@ -28548,8 +29469,8 @@
         <w:spacing w:after="240" w:line="276" w:lineRule="auto"/>
         <w:jc w:val="center"/>
       </w:pPr>
-      <w:bookmarkStart w:id="85" w:name="chapitre-iv-démonstration-de"/>
-      <w:bookmarkStart w:id="86" w:name="_Toc234982523"/>
+      <w:bookmarkStart w:id="83" w:name="chapitre-iv-démonstration-de"/>
+      <w:bookmarkStart w:id="84" w:name="_Toc234982523"/>
       <w:r>
         <w:rPr>
           <w:rFonts w:ascii="Times New Roman" w:hAnsi="Times New Roman"/>
@@ -28558,8 +29479,8 @@
         </w:rPr>
         <w:t>CHAPITRE IV : DÉMONSTRATION DE</w:t>
       </w:r>
-      <w:bookmarkEnd w:id="85"/>
-      <w:bookmarkEnd w:id="86"/>
+      <w:bookmarkEnd w:id="83"/>
+      <w:bookmarkEnd w:id="84"/>
     </w:p>
     <w:p>
       <w:pPr>
@@ -28567,8 +29488,8 @@
         <w:spacing w:after="120" w:line="360" w:lineRule="auto"/>
         <w:jc w:val="both"/>
       </w:pPr>
-      <w:bookmarkStart w:id="87" w:name="X2b4b2111d15ee6101dc1991d957ba424caa1386"/>
-      <w:bookmarkStart w:id="88" w:name="_Toc234982524"/>
+      <w:bookmarkStart w:id="85" w:name="X2b4b2111d15ee6101dc1991d957ba424caa1386"/>
+      <w:bookmarkStart w:id="86" w:name="_Toc234982524"/>
       <w:r>
         <w:rPr>
           <w:rFonts w:ascii="Times New Roman" w:hAnsi="Times New Roman"/>
@@ -28576,26 +29497,26 @@
           <w:sz w:val="24"/>
         </w:rPr>
         <w:t>Présentation guidée de la plateforme réalisée</w:t>
+      </w:r>
+      <w:bookmarkEnd w:id="85"/>
+      <w:bookmarkEnd w:id="86"/>
+    </w:p>
+    <w:p>
+      <w:pPr>
+        <w:pStyle w:val="Titre3"/>
+        <w:spacing w:before="120" w:after="60" w:line="276" w:lineRule="auto"/>
+      </w:pPr>
+      <w:bookmarkStart w:id="87" w:name="introduction-du-chapitre-iv"/>
+      <w:bookmarkStart w:id="88" w:name="_Toc234982525"/>
+      <w:r>
+        <w:rPr>
+          <w:rFonts w:ascii="Times New Roman" w:hAnsi="Times New Roman"/>
+          <w:color w:val="000000"/>
+        </w:rPr>
+        <w:t>Introduction du chapitre IV</w:t>
       </w:r>
       <w:bookmarkEnd w:id="87"/>
       <w:bookmarkEnd w:id="88"/>
-    </w:p>
-    <w:p>
-      <w:pPr>
-        <w:pStyle w:val="Titre3"/>
-        <w:spacing w:before="120" w:after="60" w:line="276" w:lineRule="auto"/>
-      </w:pPr>
-      <w:bookmarkStart w:id="89" w:name="introduction-du-chapitre-iv"/>
-      <w:bookmarkStart w:id="90" w:name="_Toc234982525"/>
-      <w:r>
-        <w:rPr>
-          <w:rFonts w:ascii="Times New Roman" w:hAnsi="Times New Roman"/>
-          <w:color w:val="000000"/>
-        </w:rPr>
-        <w:t>Introduction du chapitre IV</w:t>
-      </w:r>
-      <w:bookmarkEnd w:id="89"/>
-      <w:bookmarkEnd w:id="90"/>
     </w:p>
     <w:p>
       <w:pPr>
@@ -28628,8 +29549,26 @@
         <w:pStyle w:val="Titre2"/>
         <w:spacing w:before="160" w:after="80" w:line="276" w:lineRule="auto"/>
       </w:pPr>
-      <w:bookmarkStart w:id="91" w:name="X6f7b5570c5dc412fede8859583fc888aa553bbf"/>
-      <w:bookmarkStart w:id="92" w:name="_Toc234982526"/>
+      <w:bookmarkStart w:id="89" w:name="X6f7b5570c5dc412fede8859583fc888aa553bbf"/>
+      <w:bookmarkStart w:id="90" w:name="_Toc234982526"/>
+      <w:r>
+        <w:rPr>
+          <w:rFonts w:ascii="Times New Roman" w:hAnsi="Times New Roman"/>
+          <w:color w:val="000000"/>
+          <w:sz w:val="26"/>
+        </w:rPr>
+        <w:t>Section 1 : Environnement et parcours par rôle</w:t>
+      </w:r>
+      <w:bookmarkEnd w:id="89"/>
+      <w:bookmarkEnd w:id="90"/>
+    </w:p>
+    <w:p>
+      <w:pPr>
+        <w:pStyle w:val="Titre2"/>
+        <w:spacing w:before="160" w:after="80" w:line="276" w:lineRule="auto"/>
+      </w:pPr>
+      <w:bookmarkStart w:id="91" w:name="Xdce87124f846f838c674f5ffc2c0ab1bce5b5f9"/>
+      <w:bookmarkStart w:id="92" w:name="_Toc234982527"/>
       <w:r>
         <w:rPr>
           <w:rFonts w:ascii="Times New Roman" w:hAnsi="Times New Roman"/>
@@ -28643,38 +29582,20 @@
     </w:p>
     <w:p>
       <w:pPr>
-        <w:pStyle w:val="Titre2"/>
-        <w:spacing w:before="160" w:after="80" w:line="276" w:lineRule="auto"/>
-      </w:pPr>
-      <w:bookmarkStart w:id="93" w:name="Xdce87124f846f838c674f5ffc2c0ab1bce5b5f9"/>
-      <w:bookmarkStart w:id="94" w:name="_Toc234982527"/>
+        <w:pStyle w:val="Titre3"/>
+        <w:spacing w:before="120" w:after="60" w:line="276" w:lineRule="auto"/>
+      </w:pPr>
+      <w:bookmarkStart w:id="93" w:name="X2d31954f25efbc806b17f8f1ad1e8d11de0f5b2"/>
+      <w:bookmarkStart w:id="94" w:name="_Toc234982528"/>
       <w:r>
         <w:rPr>
           <w:rFonts w:ascii="Times New Roman" w:hAnsi="Times New Roman"/>
           <w:color w:val="000000"/>
-          <w:sz w:val="26"/>
-        </w:rPr>
-        <w:t>Section 1 : Environnement et parcours par rôle</w:t>
+        </w:rPr>
+        <w:t>1.1 Environnement de démonstration et comptes de test</w:t>
       </w:r>
       <w:bookmarkEnd w:id="93"/>
       <w:bookmarkEnd w:id="94"/>
-    </w:p>
-    <w:p>
-      <w:pPr>
-        <w:pStyle w:val="Titre3"/>
-        <w:spacing w:before="120" w:after="60" w:line="276" w:lineRule="auto"/>
-      </w:pPr>
-      <w:bookmarkStart w:id="95" w:name="X2d31954f25efbc806b17f8f1ad1e8d11de0f5b2"/>
-      <w:bookmarkStart w:id="96" w:name="_Toc234982528"/>
-      <w:r>
-        <w:rPr>
-          <w:rFonts w:ascii="Times New Roman" w:hAnsi="Times New Roman"/>
-          <w:color w:val="000000"/>
-        </w:rPr>
-        <w:t>1.1 Environnement de démonstration et comptes de test</w:t>
-      </w:r>
-      <w:bookmarkEnd w:id="95"/>
-      <w:bookmarkEnd w:id="96"/>
     </w:p>
     <w:p>
       <w:pPr>
@@ -28721,8 +29642,8 @@
         <w:pStyle w:val="Titre3"/>
         <w:spacing w:before="120" w:after="60" w:line="276" w:lineRule="auto"/>
       </w:pPr>
-      <w:bookmarkStart w:id="97" w:name="parcours-administrateur"/>
-      <w:bookmarkStart w:id="98" w:name="_Toc234982529"/>
+      <w:bookmarkStart w:id="95" w:name="parcours-administrateur"/>
+      <w:bookmarkStart w:id="96" w:name="_Toc234982529"/>
       <w:r>
         <w:rPr>
           <w:rFonts w:ascii="Times New Roman" w:hAnsi="Times New Roman"/>
@@ -28730,8 +29651,8 @@
         </w:rPr>
         <w:t>1.2 Parcours Administrateur</w:t>
       </w:r>
-      <w:bookmarkEnd w:id="97"/>
-      <w:bookmarkEnd w:id="98"/>
+      <w:bookmarkEnd w:id="95"/>
+      <w:bookmarkEnd w:id="96"/>
     </w:p>
     <w:p>
       <w:pPr>
@@ -28819,8 +29740,8 @@
         <w:pStyle w:val="Titre3"/>
         <w:spacing w:before="120" w:after="60" w:line="276" w:lineRule="auto"/>
       </w:pPr>
-      <w:bookmarkStart w:id="99" w:name="parcours-délégué"/>
-      <w:bookmarkStart w:id="100" w:name="_Toc234982530"/>
+      <w:bookmarkStart w:id="97" w:name="parcours-délégué"/>
+      <w:bookmarkStart w:id="98" w:name="_Toc234982530"/>
       <w:r>
         <w:rPr>
           <w:rFonts w:ascii="Times New Roman" w:hAnsi="Times New Roman"/>
@@ -28828,8 +29749,8 @@
         </w:rPr>
         <w:t>1.3 Parcours Délégué</w:t>
       </w:r>
-      <w:bookmarkEnd w:id="99"/>
-      <w:bookmarkEnd w:id="100"/>
+      <w:bookmarkEnd w:id="97"/>
+      <w:bookmarkEnd w:id="98"/>
     </w:p>
     <w:p>
       <w:pPr>
@@ -28876,8 +29797,8 @@
         <w:pStyle w:val="Titre3"/>
         <w:spacing w:before="120" w:after="60" w:line="276" w:lineRule="auto"/>
       </w:pPr>
-      <w:bookmarkStart w:id="101" w:name="parcours-étudiant"/>
-      <w:bookmarkStart w:id="102" w:name="_Toc234982531"/>
+      <w:bookmarkStart w:id="99" w:name="parcours-étudiant"/>
+      <w:bookmarkStart w:id="100" w:name="_Toc234982531"/>
       <w:r>
         <w:rPr>
           <w:rFonts w:ascii="Times New Roman" w:hAnsi="Times New Roman"/>
@@ -28885,8 +29806,8 @@
         </w:rPr>
         <w:t>1.4 Parcours Étudiant</w:t>
       </w:r>
-      <w:bookmarkEnd w:id="101"/>
-      <w:bookmarkEnd w:id="102"/>
+      <w:bookmarkEnd w:id="99"/>
+      <w:bookmarkEnd w:id="100"/>
     </w:p>
     <w:p>
       <w:pPr>
@@ -28960,8 +29881,26 @@
         <w:pStyle w:val="Titre2"/>
         <w:spacing w:before="160" w:after="80" w:line="276" w:lineRule="auto"/>
       </w:pPr>
-      <w:bookmarkStart w:id="103" w:name="X9902379b6777b9bf0e9593682770f9baa096273"/>
-      <w:bookmarkStart w:id="104" w:name="_Toc234982532"/>
+      <w:bookmarkStart w:id="101" w:name="X9902379b6777b9bf0e9593682770f9baa096273"/>
+      <w:bookmarkStart w:id="102" w:name="_Toc234982532"/>
+      <w:r>
+        <w:rPr>
+          <w:rFonts w:ascii="Times New Roman" w:hAnsi="Times New Roman"/>
+          <w:color w:val="000000"/>
+          <w:sz w:val="26"/>
+        </w:rPr>
+        <w:t>Section 2 : Fonctions transversales et application mobile</w:t>
+      </w:r>
+      <w:bookmarkEnd w:id="101"/>
+      <w:bookmarkEnd w:id="102"/>
+    </w:p>
+    <w:p>
+      <w:pPr>
+        <w:pStyle w:val="Titre2"/>
+        <w:spacing w:before="160" w:after="80" w:line="276" w:lineRule="auto"/>
+      </w:pPr>
+      <w:bookmarkStart w:id="103" w:name="X2268ebf48f31f6f3434d7d9c3f5402388c44e3e"/>
+      <w:bookmarkStart w:id="104" w:name="_Toc234982533"/>
       <w:r>
         <w:rPr>
           <w:rFonts w:ascii="Times New Roman" w:hAnsi="Times New Roman"/>
@@ -28975,38 +29914,20 @@
     </w:p>
     <w:p>
       <w:pPr>
-        <w:pStyle w:val="Titre2"/>
-        <w:spacing w:before="160" w:after="80" w:line="276" w:lineRule="auto"/>
-      </w:pPr>
-      <w:bookmarkStart w:id="105" w:name="X2268ebf48f31f6f3434d7d9c3f5402388c44e3e"/>
-      <w:bookmarkStart w:id="106" w:name="_Toc234982533"/>
+        <w:pStyle w:val="Titre3"/>
+        <w:spacing w:before="120" w:after="60" w:line="276" w:lineRule="auto"/>
+      </w:pPr>
+      <w:bookmarkStart w:id="105" w:name="notifications"/>
+      <w:bookmarkStart w:id="106" w:name="_Toc234982534"/>
       <w:r>
         <w:rPr>
           <w:rFonts w:ascii="Times New Roman" w:hAnsi="Times New Roman"/>
           <w:color w:val="000000"/>
-          <w:sz w:val="26"/>
-        </w:rPr>
-        <w:t>Section 2 : Fonctions transversales et application mobile</w:t>
+        </w:rPr>
+        <w:t>2.1 Notifications</w:t>
       </w:r>
       <w:bookmarkEnd w:id="105"/>
       <w:bookmarkEnd w:id="106"/>
-    </w:p>
-    <w:p>
-      <w:pPr>
-        <w:pStyle w:val="Titre3"/>
-        <w:spacing w:before="120" w:after="60" w:line="276" w:lineRule="auto"/>
-      </w:pPr>
-      <w:bookmarkStart w:id="107" w:name="notifications"/>
-      <w:bookmarkStart w:id="108" w:name="_Toc234982534"/>
-      <w:r>
-        <w:rPr>
-          <w:rFonts w:ascii="Times New Roman" w:hAnsi="Times New Roman"/>
-          <w:color w:val="000000"/>
-        </w:rPr>
-        <w:t>2.1 Notifications</w:t>
-      </w:r>
-      <w:bookmarkEnd w:id="107"/>
-      <w:bookmarkEnd w:id="108"/>
     </w:p>
     <w:p>
       <w:pPr>
@@ -29040,8 +29961,8 @@
         <w:pStyle w:val="Titre3"/>
         <w:spacing w:before="120" w:after="60" w:line="276" w:lineRule="auto"/>
       </w:pPr>
-      <w:bookmarkStart w:id="109" w:name="X1a04d59f4c33208302ac374cd280c7a8073ad21"/>
-      <w:bookmarkStart w:id="110" w:name="_Toc234982535"/>
+      <w:bookmarkStart w:id="107" w:name="X1a04d59f4c33208302ac374cd280c7a8073ad21"/>
+      <w:bookmarkStart w:id="108" w:name="_Toc234982535"/>
       <w:r>
         <w:rPr>
           <w:rFonts w:ascii="Times New Roman" w:hAnsi="Times New Roman"/>
@@ -29049,8 +29970,8 @@
         </w:rPr>
         <w:t>2.2 Double authentification (OTP) et connexion Google</w:t>
       </w:r>
-      <w:bookmarkEnd w:id="109"/>
-      <w:bookmarkEnd w:id="110"/>
+      <w:bookmarkEnd w:id="107"/>
+      <w:bookmarkEnd w:id="108"/>
     </w:p>
     <w:p>
       <w:pPr>
@@ -29084,8 +30005,8 @@
         <w:pStyle w:val="Titre3"/>
         <w:spacing w:before="120" w:after="60" w:line="276" w:lineRule="auto"/>
       </w:pPr>
-      <w:bookmarkStart w:id="111" w:name="Xee496c7a1fb294c0714a4dd947fdda0ac8d07ad"/>
-      <w:bookmarkStart w:id="112" w:name="_Toc234982536"/>
+      <w:bookmarkStart w:id="109" w:name="Xee496c7a1fb294c0714a4dd947fdda0ac8d07ad"/>
+      <w:bookmarkStart w:id="110" w:name="_Toc234982536"/>
       <w:r>
         <w:rPr>
           <w:rFonts w:ascii="Times New Roman" w:hAnsi="Times New Roman"/>
@@ -29093,8 +30014,8 @@
         </w:rPr>
         <w:t>2.3 Application mobile et consultation hors connexion</w:t>
       </w:r>
-      <w:bookmarkEnd w:id="111"/>
-      <w:bookmarkEnd w:id="112"/>
+      <w:bookmarkEnd w:id="109"/>
+      <w:bookmarkEnd w:id="110"/>
     </w:p>
     <w:p>
       <w:pPr>
@@ -29128,8 +30049,8 @@
         <w:pStyle w:val="Titre3"/>
         <w:spacing w:before="120" w:after="60" w:line="276" w:lineRule="auto"/>
       </w:pPr>
-      <w:bookmarkStart w:id="113" w:name="évaluation-des-enseignants"/>
-      <w:bookmarkStart w:id="114" w:name="_Toc234982537"/>
+      <w:bookmarkStart w:id="111" w:name="évaluation-des-enseignants"/>
+      <w:bookmarkStart w:id="112" w:name="_Toc234982537"/>
       <w:r>
         <w:rPr>
           <w:rFonts w:ascii="Times New Roman" w:hAnsi="Times New Roman"/>
@@ -29137,8 +30058,8 @@
         </w:rPr>
         <w:t>2.4 Évaluation des enseignants</w:t>
       </w:r>
-      <w:bookmarkEnd w:id="113"/>
-      <w:bookmarkEnd w:id="114"/>
+      <w:bookmarkEnd w:id="111"/>
+      <w:bookmarkEnd w:id="112"/>
     </w:p>
     <w:p>
       <w:pPr>
@@ -29172,8 +30093,8 @@
         <w:pStyle w:val="Titre3"/>
         <w:spacing w:before="120" w:after="60" w:line="276" w:lineRule="auto"/>
       </w:pPr>
-      <w:bookmarkStart w:id="115" w:name="conclusion-du-chapitre-iv"/>
-      <w:bookmarkStart w:id="116" w:name="_Toc234982538"/>
+      <w:bookmarkStart w:id="113" w:name="conclusion-du-chapitre-iv"/>
+      <w:bookmarkStart w:id="114" w:name="_Toc234982538"/>
       <w:r>
         <w:rPr>
           <w:rFonts w:ascii="Times New Roman" w:hAnsi="Times New Roman"/>
@@ -29181,8 +30102,8 @@
         </w:rPr>
         <w:t>Conclusion du chapitre IV</w:t>
       </w:r>
-      <w:bookmarkEnd w:id="115"/>
-      <w:bookmarkEnd w:id="116"/>
+      <w:bookmarkEnd w:id="113"/>
+      <w:bookmarkEnd w:id="114"/>
     </w:p>
     <w:p>
       <w:pPr>
@@ -29204,8 +30125,8 @@
         <w:spacing w:after="240" w:line="276" w:lineRule="auto"/>
         <w:jc w:val="center"/>
       </w:pPr>
-      <w:bookmarkStart w:id="117" w:name="chapitre-v-cadre-analytique"/>
-      <w:bookmarkStart w:id="118" w:name="_Toc234982539"/>
+      <w:bookmarkStart w:id="115" w:name="chapitre-v-cadre-analytique"/>
+      <w:bookmarkStart w:id="116" w:name="_Toc234982539"/>
       <w:r>
         <w:rPr>
           <w:rFonts w:ascii="Times New Roman" w:hAnsi="Times New Roman"/>
@@ -29213,26 +30134,26 @@
           <w:sz w:val="28"/>
         </w:rPr>
         <w:t>CHAPITRE V : CADRE ANALYTIQUE</w:t>
+      </w:r>
+      <w:bookmarkEnd w:id="115"/>
+      <w:bookmarkEnd w:id="116"/>
+    </w:p>
+    <w:p>
+      <w:pPr>
+        <w:pStyle w:val="Titre3"/>
+        <w:spacing w:before="120" w:after="60" w:line="276" w:lineRule="auto"/>
+      </w:pPr>
+      <w:bookmarkStart w:id="117" w:name="introduction-du-chapitre-v"/>
+      <w:bookmarkStart w:id="118" w:name="_Toc234982540"/>
+      <w:r>
+        <w:rPr>
+          <w:rFonts w:ascii="Times New Roman" w:hAnsi="Times New Roman"/>
+          <w:color w:val="000000"/>
+        </w:rPr>
+        <w:t>Introduction du chapitre V</w:t>
       </w:r>
       <w:bookmarkEnd w:id="117"/>
       <w:bookmarkEnd w:id="118"/>
-    </w:p>
-    <w:p>
-      <w:pPr>
-        <w:pStyle w:val="Titre3"/>
-        <w:spacing w:before="120" w:after="60" w:line="276" w:lineRule="auto"/>
-      </w:pPr>
-      <w:bookmarkStart w:id="119" w:name="introduction-du-chapitre-v"/>
-      <w:bookmarkStart w:id="120" w:name="_Toc234982540"/>
-      <w:r>
-        <w:rPr>
-          <w:rFonts w:ascii="Times New Roman" w:hAnsi="Times New Roman"/>
-          <w:color w:val="000000"/>
-        </w:rPr>
-        <w:t>Introduction du chapitre V</w:t>
-      </w:r>
-      <w:bookmarkEnd w:id="119"/>
-      <w:bookmarkEnd w:id="120"/>
     </w:p>
     <w:p>
       <w:pPr>
@@ -29265,8 +30186,26 @@
         <w:pStyle w:val="Titre2"/>
         <w:spacing w:before="160" w:after="80" w:line="276" w:lineRule="auto"/>
       </w:pPr>
-      <w:bookmarkStart w:id="121" w:name="section-1-analyse-des-résultats"/>
-      <w:bookmarkStart w:id="122" w:name="_Toc234982541"/>
+      <w:bookmarkStart w:id="119" w:name="section-1-analyse-des-résultats"/>
+      <w:bookmarkStart w:id="120" w:name="_Toc234982541"/>
+      <w:r>
+        <w:rPr>
+          <w:rFonts w:ascii="Times New Roman" w:hAnsi="Times New Roman"/>
+          <w:color w:val="000000"/>
+          <w:sz w:val="26"/>
+        </w:rPr>
+        <w:t>Section 1 : Analyse des résultats</w:t>
+      </w:r>
+      <w:bookmarkEnd w:id="119"/>
+      <w:bookmarkEnd w:id="120"/>
+    </w:p>
+    <w:p>
+      <w:pPr>
+        <w:pStyle w:val="Titre2"/>
+        <w:spacing w:before="160" w:after="80" w:line="276" w:lineRule="auto"/>
+      </w:pPr>
+      <w:bookmarkStart w:id="121" w:name="section-1-analyse-des-résultats-1"/>
+      <w:bookmarkStart w:id="122" w:name="_Toc234982542"/>
       <w:r>
         <w:rPr>
           <w:rFonts w:ascii="Times New Roman" w:hAnsi="Times New Roman"/>
@@ -29280,38 +30219,20 @@
     </w:p>
     <w:p>
       <w:pPr>
-        <w:pStyle w:val="Titre2"/>
-        <w:spacing w:before="160" w:after="80" w:line="276" w:lineRule="auto"/>
-      </w:pPr>
-      <w:bookmarkStart w:id="123" w:name="section-1-analyse-des-résultats-1"/>
-      <w:bookmarkStart w:id="124" w:name="_Toc234982542"/>
+        <w:pStyle w:val="Titre3"/>
+        <w:spacing w:before="120" w:after="60" w:line="276" w:lineRule="auto"/>
+      </w:pPr>
+      <w:bookmarkStart w:id="123" w:name="X9a69e9cbf705b8e38c71f2036588eaea8bb24e3"/>
+      <w:bookmarkStart w:id="124" w:name="_Toc234982543"/>
       <w:r>
         <w:rPr>
           <w:rFonts w:ascii="Times New Roman" w:hAnsi="Times New Roman"/>
           <w:color w:val="000000"/>
-          <w:sz w:val="26"/>
-        </w:rPr>
-        <w:t>Section 1 : Analyse des résultats</w:t>
+        </w:rPr>
+        <w:t>1.1 Présentation des résultats — tests fonctionnels</w:t>
       </w:r>
       <w:bookmarkEnd w:id="123"/>
       <w:bookmarkEnd w:id="124"/>
-    </w:p>
-    <w:p>
-      <w:pPr>
-        <w:pStyle w:val="Titre3"/>
-        <w:spacing w:before="120" w:after="60" w:line="276" w:lineRule="auto"/>
-      </w:pPr>
-      <w:bookmarkStart w:id="125" w:name="X9a69e9cbf705b8e38c71f2036588eaea8bb24e3"/>
-      <w:bookmarkStart w:id="126" w:name="_Toc234982543"/>
-      <w:r>
-        <w:rPr>
-          <w:rFonts w:ascii="Times New Roman" w:hAnsi="Times New Roman"/>
-          <w:color w:val="000000"/>
-        </w:rPr>
-        <w:t>1.1 Présentation des résultats — tests fonctionnels</w:t>
-      </w:r>
-      <w:bookmarkEnd w:id="125"/>
-      <w:bookmarkEnd w:id="126"/>
     </w:p>
     <w:p>
       <w:pPr>
@@ -30927,8 +31848,8 @@
         <w:pStyle w:val="Titre3"/>
         <w:spacing w:before="120" w:after="60" w:line="276" w:lineRule="auto"/>
       </w:pPr>
-      <w:bookmarkStart w:id="127" w:name="Xc89b2c4d512aa9e732bd0850e6c67bb3a8c1d3e"/>
-      <w:bookmarkStart w:id="128" w:name="_Toc234982544"/>
+      <w:bookmarkStart w:id="125" w:name="Xc89b2c4d512aa9e732bd0850e6c67bb3a8c1d3e"/>
+      <w:bookmarkStart w:id="126" w:name="_Toc234982544"/>
       <w:r>
         <w:rPr>
           <w:rFonts w:ascii="Times New Roman" w:hAnsi="Times New Roman"/>
@@ -30936,8 +31857,8 @@
         </w:rPr>
         <w:t>1.2 Synthèse des résultats obtenus et discussion</w:t>
       </w:r>
-      <w:bookmarkEnd w:id="127"/>
-      <w:bookmarkEnd w:id="128"/>
+      <w:bookmarkEnd w:id="125"/>
+      <w:bookmarkEnd w:id="126"/>
     </w:p>
     <w:p>
       <w:pPr>
@@ -31035,8 +31956,26 @@
         <w:pStyle w:val="Titre2"/>
         <w:spacing w:before="160" w:after="80" w:line="276" w:lineRule="auto"/>
       </w:pPr>
-      <w:bookmarkStart w:id="129" w:name="section-2-recommandations"/>
-      <w:bookmarkStart w:id="130" w:name="_Toc234982545"/>
+      <w:bookmarkStart w:id="127" w:name="section-2-recommandations"/>
+      <w:bookmarkStart w:id="128" w:name="_Toc234982545"/>
+      <w:r>
+        <w:rPr>
+          <w:rFonts w:ascii="Times New Roman" w:hAnsi="Times New Roman"/>
+          <w:color w:val="000000"/>
+          <w:sz w:val="26"/>
+        </w:rPr>
+        <w:t>Section 2 : Recommandations</w:t>
+      </w:r>
+      <w:bookmarkEnd w:id="127"/>
+      <w:bookmarkEnd w:id="128"/>
+    </w:p>
+    <w:p>
+      <w:pPr>
+        <w:pStyle w:val="Titre2"/>
+        <w:spacing w:before="160" w:after="80" w:line="276" w:lineRule="auto"/>
+      </w:pPr>
+      <w:bookmarkStart w:id="129" w:name="section-2-recommandations-1"/>
+      <w:bookmarkStart w:id="130" w:name="_Toc234982546"/>
       <w:r>
         <w:rPr>
           <w:rFonts w:ascii="Times New Roman" w:hAnsi="Times New Roman"/>
@@ -31050,38 +31989,20 @@
     </w:p>
     <w:p>
       <w:pPr>
-        <w:pStyle w:val="Titre2"/>
-        <w:spacing w:before="160" w:after="80" w:line="276" w:lineRule="auto"/>
-      </w:pPr>
-      <w:bookmarkStart w:id="131" w:name="section-2-recommandations-1"/>
-      <w:bookmarkStart w:id="132" w:name="_Toc234982546"/>
+        <w:pStyle w:val="Titre3"/>
+        <w:spacing w:before="120" w:after="60" w:line="276" w:lineRule="auto"/>
+      </w:pPr>
+      <w:bookmarkStart w:id="131" w:name="implications-managériales"/>
+      <w:bookmarkStart w:id="132" w:name="_Toc234982547"/>
       <w:r>
         <w:rPr>
           <w:rFonts w:ascii="Times New Roman" w:hAnsi="Times New Roman"/>
           <w:color w:val="000000"/>
-          <w:sz w:val="26"/>
-        </w:rPr>
-        <w:t>Section 2 : Recommandations</w:t>
+        </w:rPr>
+        <w:t>2.1 Implications managériales</w:t>
       </w:r>
       <w:bookmarkEnd w:id="131"/>
       <w:bookmarkEnd w:id="132"/>
-    </w:p>
-    <w:p>
-      <w:pPr>
-        <w:pStyle w:val="Titre3"/>
-        <w:spacing w:before="120" w:after="60" w:line="276" w:lineRule="auto"/>
-      </w:pPr>
-      <w:bookmarkStart w:id="133" w:name="implications-managériales"/>
-      <w:bookmarkStart w:id="134" w:name="_Toc234982547"/>
-      <w:r>
-        <w:rPr>
-          <w:rFonts w:ascii="Times New Roman" w:hAnsi="Times New Roman"/>
-          <w:color w:val="000000"/>
-        </w:rPr>
-        <w:t>2.1 Implications managériales</w:t>
-      </w:r>
-      <w:bookmarkEnd w:id="133"/>
-      <w:bookmarkEnd w:id="134"/>
     </w:p>
     <w:p>
       <w:pPr>
@@ -31153,8 +32074,8 @@
         <w:pStyle w:val="Titre3"/>
         <w:spacing w:before="120" w:after="60" w:line="276" w:lineRule="auto"/>
       </w:pPr>
-      <w:bookmarkStart w:id="135" w:name="améliorations-et-perspectives"/>
-      <w:bookmarkStart w:id="136" w:name="_Toc234982548"/>
+      <w:bookmarkStart w:id="133" w:name="améliorations-et-perspectives"/>
+      <w:bookmarkStart w:id="134" w:name="_Toc234982548"/>
       <w:r>
         <w:rPr>
           <w:rFonts w:ascii="Times New Roman" w:hAnsi="Times New Roman"/>
@@ -31162,8 +32083,8 @@
         </w:rPr>
         <w:t>2.2 Améliorations et perspectives</w:t>
       </w:r>
-      <w:bookmarkEnd w:id="135"/>
-      <w:bookmarkEnd w:id="136"/>
+      <w:bookmarkEnd w:id="133"/>
+      <w:bookmarkEnd w:id="134"/>
     </w:p>
     <w:p>
       <w:pPr>
@@ -31209,8 +32130,8 @@
         <w:pStyle w:val="Titre3"/>
         <w:spacing w:before="120" w:after="60" w:line="276" w:lineRule="auto"/>
       </w:pPr>
-      <w:bookmarkStart w:id="137" w:name="conclusion-du-chapitre-v"/>
-      <w:bookmarkStart w:id="138" w:name="_Toc234982549"/>
+      <w:bookmarkStart w:id="135" w:name="conclusion-du-chapitre-v"/>
+      <w:bookmarkStart w:id="136" w:name="_Toc234982549"/>
       <w:r>
         <w:rPr>
           <w:rFonts w:ascii="Times New Roman" w:hAnsi="Times New Roman"/>
@@ -31218,8 +32139,8 @@
         </w:rPr>
         <w:t>Conclusion du chapitre V</w:t>
       </w:r>
-      <w:bookmarkEnd w:id="137"/>
-      <w:bookmarkEnd w:id="138"/>
+      <w:bookmarkEnd w:id="135"/>
+      <w:bookmarkEnd w:id="136"/>
     </w:p>
     <w:p>
       <w:pPr>
@@ -31241,8 +32162,8 @@
         <w:spacing w:after="240" w:line="276" w:lineRule="auto"/>
         <w:jc w:val="center"/>
       </w:pPr>
-      <w:bookmarkStart w:id="139" w:name="conclusion-générale"/>
-      <w:bookmarkStart w:id="140" w:name="_Toc234982550"/>
+      <w:bookmarkStart w:id="137" w:name="conclusion-générale"/>
+      <w:bookmarkStart w:id="138" w:name="_Toc234982550"/>
       <w:r>
         <w:rPr>
           <w:rFonts w:ascii="Times New Roman" w:hAnsi="Times New Roman"/>
@@ -31251,8 +32172,8 @@
         </w:rPr>
         <w:t>CONCLUSION GÉNÉRALE</w:t>
       </w:r>
-      <w:bookmarkEnd w:id="139"/>
-      <w:bookmarkEnd w:id="140"/>
+      <w:bookmarkEnd w:id="137"/>
+      <w:bookmarkEnd w:id="138"/>
     </w:p>
     <w:p>
       <w:pPr>
@@ -31325,8 +32246,8 @@
         <w:spacing w:after="120" w:line="360" w:lineRule="auto"/>
         <w:jc w:val="both"/>
       </w:pPr>
-      <w:bookmarkStart w:id="141" w:name="livres-et-ouvrages"/>
-      <w:bookmarkStart w:id="142" w:name="_Toc234982551"/>
+      <w:bookmarkStart w:id="139" w:name="livres-et-ouvrages"/>
+      <w:bookmarkStart w:id="140" w:name="_Toc234982551"/>
       <w:r>
         <w:rPr>
           <w:rFonts w:ascii="Times New Roman" w:hAnsi="Times New Roman"/>
@@ -31335,8 +32256,8 @@
         </w:rPr>
         <w:t>1. Livres et ouvrages</w:t>
       </w:r>
-      <w:bookmarkEnd w:id="141"/>
-      <w:bookmarkEnd w:id="142"/>
+      <w:bookmarkEnd w:id="139"/>
+      <w:bookmarkEnd w:id="140"/>
     </w:p>
     <w:p>
       <w:pPr>
@@ -31344,8 +32265,8 @@
         <w:spacing w:after="120" w:line="360" w:lineRule="auto"/>
         <w:jc w:val="both"/>
       </w:pPr>
-      <w:bookmarkStart w:id="143" w:name="articles-scientifiques"/>
-      <w:bookmarkStart w:id="144" w:name="_Toc234982552"/>
+      <w:bookmarkStart w:id="141" w:name="articles-scientifiques"/>
+      <w:bookmarkStart w:id="142" w:name="_Toc234982552"/>
       <w:r>
         <w:rPr>
           <w:rFonts w:ascii="Times New Roman" w:hAnsi="Times New Roman"/>
@@ -31354,8 +32275,8 @@
         </w:rPr>
         <w:t>2. Articles scientifiques</w:t>
       </w:r>
-      <w:bookmarkEnd w:id="143"/>
-      <w:bookmarkEnd w:id="144"/>
+      <w:bookmarkEnd w:id="141"/>
+      <w:bookmarkEnd w:id="142"/>
     </w:p>
     <w:p>
       <w:pPr>
@@ -31363,8 +32284,8 @@
         <w:spacing w:after="120" w:line="360" w:lineRule="auto"/>
         <w:jc w:val="both"/>
       </w:pPr>
-      <w:bookmarkStart w:id="145" w:name="thèses-et-dissertations"/>
-      <w:bookmarkStart w:id="146" w:name="_Toc234982553"/>
+      <w:bookmarkStart w:id="143" w:name="thèses-et-dissertations"/>
+      <w:bookmarkStart w:id="144" w:name="_Toc234982553"/>
       <w:r>
         <w:rPr>
           <w:rFonts w:ascii="Times New Roman" w:hAnsi="Times New Roman"/>
@@ -31373,8 +32294,8 @@
         </w:rPr>
         <w:t>3. Thèses et dissertations</w:t>
       </w:r>
-      <w:bookmarkEnd w:id="145"/>
-      <w:bookmarkEnd w:id="146"/>
+      <w:bookmarkEnd w:id="143"/>
+      <w:bookmarkEnd w:id="144"/>
     </w:p>
     <w:p>
       <w:pPr>
@@ -31382,8 +32303,8 @@
         <w:spacing w:after="120" w:line="360" w:lineRule="auto"/>
         <w:jc w:val="both"/>
       </w:pPr>
-      <w:bookmarkStart w:id="147" w:name="documentation-technique"/>
-      <w:bookmarkStart w:id="148" w:name="_Toc234982554"/>
+      <w:bookmarkStart w:id="145" w:name="documentation-technique"/>
+      <w:bookmarkStart w:id="146" w:name="_Toc234982554"/>
       <w:r>
         <w:rPr>
           <w:rFonts w:ascii="Times New Roman" w:hAnsi="Times New Roman"/>
@@ -31392,8 +32313,8 @@
         </w:rPr>
         <w:t>4. Documentation technique</w:t>
       </w:r>
-      <w:bookmarkEnd w:id="147"/>
-      <w:bookmarkEnd w:id="148"/>
+      <w:bookmarkEnd w:id="145"/>
+      <w:bookmarkEnd w:id="146"/>
     </w:p>
     <w:p>
       <w:pPr>
@@ -31401,8 +32322,8 @@
         <w:spacing w:after="120" w:line="360" w:lineRule="auto"/>
         <w:jc w:val="both"/>
       </w:pPr>
-      <w:bookmarkStart w:id="149" w:name="webographie"/>
-      <w:bookmarkStart w:id="150" w:name="_Toc234982555"/>
+      <w:bookmarkStart w:id="147" w:name="webographie"/>
+      <w:bookmarkStart w:id="148" w:name="_Toc234982555"/>
       <w:r>
         <w:rPr>
           <w:rFonts w:ascii="Times New Roman" w:hAnsi="Times New Roman"/>
@@ -31411,8 +32332,8 @@
         </w:rPr>
         <w:t>5. Webographie</w:t>
       </w:r>
-      <w:bookmarkEnd w:id="149"/>
-      <w:bookmarkEnd w:id="150"/>
+      <w:bookmarkEnd w:id="147"/>
+      <w:bookmarkEnd w:id="148"/>
     </w:p>
     <w:p>
       <w:pPr>
@@ -31432,8 +32353,8 @@
         <w:spacing w:after="240" w:line="276" w:lineRule="auto"/>
         <w:jc w:val="center"/>
       </w:pPr>
-      <w:bookmarkStart w:id="151" w:name="bibliographie"/>
-      <w:bookmarkStart w:id="152" w:name="_Toc234982556"/>
+      <w:bookmarkStart w:id="149" w:name="bibliographie"/>
+      <w:bookmarkStart w:id="150" w:name="_Toc234982556"/>
       <w:r>
         <w:rPr>
           <w:rFonts w:ascii="Times New Roman" w:hAnsi="Times New Roman"/>
@@ -31442,8 +32363,8 @@
         </w:rPr>
         <w:t>BIBLIOGRAPHIE</w:t>
       </w:r>
-      <w:bookmarkEnd w:id="151"/>
-      <w:bookmarkEnd w:id="152"/>
+      <w:bookmarkEnd w:id="149"/>
+      <w:bookmarkEnd w:id="150"/>
     </w:p>
     <w:p>
       <w:pPr>
@@ -31451,8 +32372,8 @@
         <w:spacing w:after="120" w:line="360" w:lineRule="auto"/>
         <w:jc w:val="both"/>
       </w:pPr>
-      <w:bookmarkStart w:id="153" w:name="livres-et-ouvrages-1"/>
-      <w:bookmarkStart w:id="154" w:name="_Toc234982557"/>
+      <w:bookmarkStart w:id="151" w:name="livres-et-ouvrages-1"/>
+      <w:bookmarkStart w:id="152" w:name="_Toc234982557"/>
       <w:r>
         <w:rPr>
           <w:rFonts w:ascii="Times New Roman" w:hAnsi="Times New Roman"/>
@@ -31461,8 +32382,8 @@
         </w:rPr>
         <w:t>1. Livres et ouvrages</w:t>
       </w:r>
-      <w:bookmarkEnd w:id="153"/>
-      <w:bookmarkEnd w:id="154"/>
+      <w:bookmarkEnd w:id="151"/>
+      <w:bookmarkEnd w:id="152"/>
     </w:p>
     <w:p>
       <w:pPr>
@@ -31600,8 +32521,8 @@
         <w:spacing w:after="120" w:line="360" w:lineRule="auto"/>
         <w:jc w:val="both"/>
       </w:pPr>
-      <w:bookmarkStart w:id="155" w:name="articles-scientifiques-1"/>
-      <w:bookmarkStart w:id="156" w:name="_Toc234982558"/>
+      <w:bookmarkStart w:id="153" w:name="articles-scientifiques-1"/>
+      <w:bookmarkStart w:id="154" w:name="_Toc234982558"/>
       <w:r>
         <w:rPr>
           <w:rFonts w:ascii="Times New Roman" w:hAnsi="Times New Roman"/>
@@ -31610,8 +32531,8 @@
         </w:rPr>
         <w:t>2. Articles scientifiques</w:t>
       </w:r>
-      <w:bookmarkEnd w:id="155"/>
-      <w:bookmarkEnd w:id="156"/>
+      <w:bookmarkEnd w:id="153"/>
+      <w:bookmarkEnd w:id="154"/>
     </w:p>
     <w:p>
       <w:pPr>
@@ -31697,8 +32618,8 @@
         <w:spacing w:after="120" w:line="360" w:lineRule="auto"/>
         <w:jc w:val="both"/>
       </w:pPr>
-      <w:bookmarkStart w:id="157" w:name="thèses-et-dissertations-1"/>
-      <w:bookmarkStart w:id="158" w:name="_Toc234982559"/>
+      <w:bookmarkStart w:id="155" w:name="thèses-et-dissertations-1"/>
+      <w:bookmarkStart w:id="156" w:name="_Toc234982559"/>
       <w:r>
         <w:rPr>
           <w:rFonts w:ascii="Times New Roman" w:hAnsi="Times New Roman"/>
@@ -31707,8 +32628,8 @@
         </w:rPr>
         <w:t>3. Thèses et dissertations</w:t>
       </w:r>
-      <w:bookmarkEnd w:id="157"/>
-      <w:bookmarkEnd w:id="158"/>
+      <w:bookmarkEnd w:id="155"/>
+      <w:bookmarkEnd w:id="156"/>
     </w:p>
     <w:p>
       <w:pPr>
@@ -31742,8 +32663,8 @@
         <w:spacing w:after="120" w:line="360" w:lineRule="auto"/>
         <w:jc w:val="both"/>
       </w:pPr>
-      <w:bookmarkStart w:id="159" w:name="documentation-technique-1"/>
-      <w:bookmarkStart w:id="160" w:name="_Toc234982560"/>
+      <w:bookmarkStart w:id="157" w:name="documentation-technique-1"/>
+      <w:bookmarkStart w:id="158" w:name="_Toc234982560"/>
       <w:r>
         <w:rPr>
           <w:rFonts w:ascii="Times New Roman" w:hAnsi="Times New Roman"/>
@@ -31752,8 +32673,8 @@
         </w:rPr>
         <w:t>4. Documentation technique</w:t>
       </w:r>
-      <w:bookmarkEnd w:id="159"/>
-      <w:bookmarkEnd w:id="160"/>
+      <w:bookmarkEnd w:id="157"/>
+      <w:bookmarkEnd w:id="158"/>
     </w:p>
     <w:p>
       <w:pPr>
@@ -31943,8 +32864,8 @@
         <w:spacing w:after="120" w:line="360" w:lineRule="auto"/>
         <w:jc w:val="both"/>
       </w:pPr>
-      <w:bookmarkStart w:id="161" w:name="webographie-1"/>
-      <w:bookmarkStart w:id="162" w:name="_Toc234982561"/>
+      <w:bookmarkStart w:id="159" w:name="webographie-1"/>
+      <w:bookmarkStart w:id="160" w:name="_Toc234982561"/>
       <w:r>
         <w:rPr>
           <w:rFonts w:ascii="Times New Roman" w:hAnsi="Times New Roman"/>
@@ -31953,8 +32874,8 @@
         </w:rPr>
         <w:t>5. Webographie</w:t>
       </w:r>
-      <w:bookmarkEnd w:id="161"/>
-      <w:bookmarkEnd w:id="162"/>
+      <w:bookmarkEnd w:id="159"/>
+      <w:bookmarkEnd w:id="160"/>
     </w:p>
     <w:p>
       <w:pPr>
@@ -32067,8 +32988,8 @@
         <w:spacing w:after="240" w:line="276" w:lineRule="auto"/>
         <w:jc w:val="center"/>
       </w:pPr>
-      <w:bookmarkStart w:id="163" w:name="annexes"/>
-      <w:bookmarkStart w:id="164" w:name="_Toc234982562"/>
+      <w:bookmarkStart w:id="161" w:name="annexes"/>
+      <w:bookmarkStart w:id="162" w:name="_Toc234982562"/>
       <w:r>
         <w:rPr>
           <w:rFonts w:ascii="Times New Roman" w:hAnsi="Times New Roman"/>
@@ -32076,26 +32997,26 @@
           <w:sz w:val="28"/>
         </w:rPr>
         <w:t>ANNEXES</w:t>
+      </w:r>
+      <w:bookmarkEnd w:id="161"/>
+      <w:bookmarkEnd w:id="162"/>
+    </w:p>
+    <w:p>
+      <w:pPr>
+        <w:pStyle w:val="Titre3"/>
+        <w:spacing w:before="120" w:after="60" w:line="276" w:lineRule="auto"/>
+      </w:pPr>
+      <w:bookmarkStart w:id="163" w:name="annexe-1-questionnaire-utilisateur"/>
+      <w:bookmarkStart w:id="164" w:name="_Toc234982563"/>
+      <w:r>
+        <w:rPr>
+          <w:rFonts w:ascii="Times New Roman" w:hAnsi="Times New Roman"/>
+          <w:color w:val="000000"/>
+        </w:rPr>
+        <w:t>Annexe 1 — Questionnaire utilisateur</w:t>
       </w:r>
       <w:bookmarkEnd w:id="163"/>
       <w:bookmarkEnd w:id="164"/>
-    </w:p>
-    <w:p>
-      <w:pPr>
-        <w:pStyle w:val="Titre3"/>
-        <w:spacing w:before="120" w:after="60" w:line="276" w:lineRule="auto"/>
-      </w:pPr>
-      <w:bookmarkStart w:id="165" w:name="annexe-1-questionnaire-utilisateur"/>
-      <w:bookmarkStart w:id="166" w:name="_Toc234982563"/>
-      <w:r>
-        <w:rPr>
-          <w:rFonts w:ascii="Times New Roman" w:hAnsi="Times New Roman"/>
-          <w:color w:val="000000"/>
-        </w:rPr>
-        <w:t>Annexe 1 — Questionnaire utilisateur</w:t>
-      </w:r>
-      <w:bookmarkEnd w:id="165"/>
-      <w:bookmarkEnd w:id="166"/>
     </w:p>
     <w:p>
       <w:pPr>
@@ -34133,7 +35054,6 @@
   <w:style w:type="character" w:default="1" w:styleId="Policepardfaut">
     <w:name w:val="Default Paragraph Font"/>
     <w:uiPriority w:val="1"/>
-    <w:semiHidden/>
     <w:unhideWhenUsed/>
   </w:style>
   <w:style w:type="table" w:default="1" w:styleId="TableauNormal">
